--- a/CW1 Report.docx
+++ b/CW1 Report.docx
@@ -4,13 +4,12 @@
   <w:body>
     <w:p>
       <w:pPr>
-        <w:ind w:left="720" w:firstLine="720"/>
+        <w:ind w:left="1440"/>
         <w:rPr>
           <w:b/>
           <w:bCs/>
           <w:sz w:val="44"/>
           <w:szCs w:val="44"/>
-          <w:u w:val="single"/>
         </w:rPr>
       </w:pPr>
       <w:r>
@@ -19,150 +18,501 @@
           <w:bCs/>
           <w:sz w:val="44"/>
           <w:szCs w:val="44"/>
-          <w:u w:val="single"/>
-        </w:rPr>
-        <w:t>Cours</w:t>
-      </w:r>
-      <w:r>
+        </w:rPr>
+        <w:t xml:space="preserve">     </w:t>
+      </w:r>
+    </w:p>
+    <w:p>
+      <w:pPr>
+        <w:ind w:left="1440"/>
         <w:rPr>
           <w:b/>
           <w:bCs/>
           <w:sz w:val="44"/>
           <w:szCs w:val="44"/>
-          <w:u w:val="single"/>
-        </w:rPr>
-        <w:t>ework</w:t>
-      </w:r>
-      <w:r>
+        </w:rPr>
+      </w:pPr>
+    </w:p>
+    <w:p>
+      <w:pPr>
+        <w:ind w:left="1440"/>
         <w:rPr>
           <w:b/>
           <w:bCs/>
           <w:sz w:val="44"/>
           <w:szCs w:val="44"/>
-          <w:u w:val="single"/>
-        </w:rPr>
-        <w:t xml:space="preserve"> 1 </w:t>
-      </w:r>
-      <w:r>
+        </w:rPr>
+      </w:pPr>
+    </w:p>
+    <w:p>
+      <w:pPr>
+        <w:ind w:left="1440"/>
         <w:rPr>
           <w:b/>
           <w:bCs/>
           <w:sz w:val="44"/>
           <w:szCs w:val="44"/>
-          <w:u w:val="single"/>
-        </w:rPr>
-        <w:t xml:space="preserve">- </w:t>
-      </w:r>
-      <w:r>
+        </w:rPr>
+      </w:pPr>
+    </w:p>
+    <w:p>
+      <w:pPr>
+        <w:ind w:left="1440"/>
         <w:rPr>
           <w:b/>
           <w:bCs/>
           <w:sz w:val="44"/>
           <w:szCs w:val="44"/>
+        </w:rPr>
+      </w:pPr>
+    </w:p>
+    <w:p>
+      <w:pPr>
+        <w:jc w:val="center"/>
+        <w:rPr>
+          <w:b/>
+          <w:bCs/>
+          <w:sz w:val="52"/>
+          <w:szCs w:val="52"/>
           <w:u w:val="single"/>
         </w:rPr>
-        <w:t>Repor</w:t>
-      </w:r>
-      <w:r>
+      </w:pPr>
+      <w:r>
+        <w:rPr>
+          <w:b/>
+          <w:bCs/>
+          <w:sz w:val="52"/>
+          <w:szCs w:val="52"/>
+          <w:u w:val="single"/>
+        </w:rPr>
+        <w:t>Cours</w:t>
+      </w:r>
+      <w:r>
+        <w:rPr>
+          <w:b/>
+          <w:bCs/>
+          <w:sz w:val="52"/>
+          <w:szCs w:val="52"/>
+          <w:u w:val="single"/>
+        </w:rPr>
+        <w:t>ework</w:t>
+      </w:r>
+      <w:r>
+        <w:rPr>
+          <w:b/>
+          <w:bCs/>
+          <w:sz w:val="52"/>
+          <w:szCs w:val="52"/>
+          <w:u w:val="single"/>
+        </w:rPr>
+        <w:t xml:space="preserve"> 1</w:t>
+      </w:r>
+      <w:r>
+        <w:rPr>
+          <w:b/>
+          <w:bCs/>
+          <w:sz w:val="52"/>
+          <w:szCs w:val="52"/>
+          <w:u w:val="single"/>
+        </w:rPr>
+        <w:t xml:space="preserve"> </w:t>
+      </w:r>
+      <w:r>
+        <w:rPr>
+          <w:b/>
+          <w:bCs/>
+          <w:sz w:val="52"/>
+          <w:szCs w:val="52"/>
+          <w:u w:val="single"/>
+        </w:rPr>
+        <w:t>Report</w:t>
+      </w:r>
+      <w:r>
+        <w:rPr>
+          <w:b/>
+          <w:bCs/>
+          <w:sz w:val="52"/>
+          <w:szCs w:val="52"/>
+          <w:u w:val="single"/>
+        </w:rPr>
+        <w:t xml:space="preserve"> for Artificial Intelligence and Intelligent Agents</w:t>
+      </w:r>
+    </w:p>
+    <w:p>
+      <w:pPr>
         <w:rPr>
           <w:b/>
           <w:bCs/>
           <w:sz w:val="44"/>
           <w:szCs w:val="44"/>
-          <w:u w:val="single"/>
-        </w:rPr>
-        <w:t>t</w:t>
-      </w:r>
-    </w:p>
-    <w:p>
-      <w:pPr>
+        </w:rPr>
+      </w:pPr>
+      <w:r>
         <w:rPr>
           <w:b/>
           <w:bCs/>
           <w:sz w:val="44"/>
           <w:szCs w:val="44"/>
-          <w:u w:val="single"/>
-        </w:rPr>
-      </w:pPr>
-    </w:p>
-    <w:p>
-      <w:r>
-        <w:rPr>
+        </w:rPr>
+        <w:tab/>
+      </w:r>
+      <w:r>
+        <w:rPr>
+          <w:b/>
+          <w:bCs/>
+          <w:sz w:val="44"/>
+          <w:szCs w:val="44"/>
+        </w:rPr>
+        <w:tab/>
+      </w:r>
+      <w:r>
+        <w:rPr>
+          <w:b/>
+          <w:bCs/>
+          <w:sz w:val="44"/>
+          <w:szCs w:val="44"/>
+        </w:rPr>
+        <w:t xml:space="preserve">       </w:t>
+      </w:r>
+    </w:p>
+    <w:p>
+      <w:pPr>
+        <w:rPr>
+          <w:b/>
+          <w:bCs/>
+          <w:sz w:val="44"/>
+          <w:szCs w:val="44"/>
+        </w:rPr>
+      </w:pPr>
+    </w:p>
+    <w:p>
+      <w:pPr>
+        <w:rPr>
+          <w:b/>
+          <w:bCs/>
+          <w:sz w:val="44"/>
+          <w:szCs w:val="44"/>
+        </w:rPr>
+      </w:pPr>
+    </w:p>
+    <w:p>
+      <w:pPr>
+        <w:jc w:val="center"/>
+        <w:rPr>
+          <w:b/>
+          <w:bCs/>
           <w:sz w:val="32"/>
           <w:szCs w:val="32"/>
         </w:rPr>
-        <w:t>Par</w:t>
-      </w:r>
-      <w:r>
-        <w:rPr>
+      </w:pPr>
+      <w:r>
+        <w:rPr>
+          <w:b/>
+          <w:bCs/>
           <w:sz w:val="32"/>
           <w:szCs w:val="32"/>
         </w:rPr>
-        <w:t>t 1A</w:t>
-      </w:r>
-      <w:r>
-        <w:rPr>
+        <w:t>By Nathaniel Puchalski</w:t>
+      </w:r>
+      <w:r>
+        <w:rPr>
+          <w:b/>
+          <w:bCs/>
           <w:sz w:val="32"/>
           <w:szCs w:val="32"/>
         </w:rPr>
-        <w:t>:</w:t>
-      </w:r>
-      <w:r>
-        <w:rPr>
+        <w:t>(H00488698)</w:t>
+      </w:r>
+      <w:r>
+        <w:rPr>
+          <w:b/>
+          <w:bCs/>
           <w:sz w:val="32"/>
           <w:szCs w:val="32"/>
         </w:rPr>
-        <w:br/>
-      </w:r>
-      <w:r>
-        <w:rPr>
+        <w:t xml:space="preserve"> and </w:t>
+      </w:r>
+    </w:p>
+    <w:p>
+      <w:pPr>
+        <w:jc w:val="center"/>
+        <w:rPr>
+          <w:b/>
+          <w:bCs/>
           <w:sz w:val="32"/>
           <w:szCs w:val="32"/>
         </w:rPr>
+      </w:pPr>
+      <w:r>
+        <w:rPr>
+          <w:b/>
+          <w:bCs/>
+          <w:sz w:val="32"/>
+          <w:szCs w:val="32"/>
+        </w:rPr>
+        <w:t>Aaron Thompson</w:t>
+      </w:r>
+      <w:r>
+        <w:rPr>
+          <w:b/>
+          <w:bCs/>
+          <w:sz w:val="32"/>
+          <w:szCs w:val="32"/>
+        </w:rPr>
+        <w:t>(H00idk)</w:t>
+      </w:r>
+    </w:p>
+    <w:p>
+      <w:pPr>
+        <w:rPr>
+          <w:b/>
+          <w:bCs/>
+          <w:sz w:val="44"/>
+          <w:szCs w:val="44"/>
+        </w:rPr>
+      </w:pPr>
+    </w:p>
+    <w:p>
+      <w:pPr>
+        <w:rPr>
+          <w:b/>
+          <w:bCs/>
+          <w:sz w:val="44"/>
+          <w:szCs w:val="44"/>
+        </w:rPr>
+      </w:pPr>
+    </w:p>
+    <w:p>
+      <w:pPr>
+        <w:rPr>
+          <w:b/>
+          <w:bCs/>
+          <w:sz w:val="44"/>
+          <w:szCs w:val="44"/>
+        </w:rPr>
+      </w:pPr>
+    </w:p>
+    <w:p>
+      <w:pPr>
+        <w:rPr>
+          <w:b/>
+          <w:bCs/>
+          <w:sz w:val="44"/>
+          <w:szCs w:val="44"/>
+        </w:rPr>
+      </w:pPr>
+    </w:p>
+    <w:p>
+      <w:pPr>
+        <w:rPr>
+          <w:b/>
+          <w:bCs/>
+          <w:sz w:val="44"/>
+          <w:szCs w:val="44"/>
+        </w:rPr>
+      </w:pPr>
+    </w:p>
+    <w:p>
+      <w:pPr>
+        <w:rPr>
+          <w:b/>
+          <w:bCs/>
+          <w:sz w:val="44"/>
+          <w:szCs w:val="44"/>
+        </w:rPr>
+      </w:pPr>
+    </w:p>
+    <w:p>
+      <w:r>
+        <w:rPr>
+          <w:sz w:val="32"/>
+          <w:szCs w:val="32"/>
+        </w:rPr>
+        <w:lastRenderedPageBreak/>
+        <w:t>Par</w:t>
+      </w:r>
+      <w:r>
+        <w:rPr>
+          <w:sz w:val="32"/>
+          <w:szCs w:val="32"/>
+        </w:rPr>
+        <w:t>t 1A</w:t>
+      </w:r>
+      <w:r>
+        <w:rPr>
+          <w:sz w:val="32"/>
+          <w:szCs w:val="32"/>
+        </w:rPr>
+        <w:t>:</w:t>
+      </w:r>
+      <w:r>
+        <w:rPr>
+          <w:sz w:val="32"/>
+          <w:szCs w:val="32"/>
+        </w:rPr>
         <w:br/>
       </w:r>
       <w:r>
-        <w:t>Va</w:t>
-      </w:r>
-      <w:r>
-        <w:t>r</w:t>
-      </w:r>
-      <w:r>
-        <w:t>iab</w:t>
-      </w:r>
-      <w:r>
-        <w:t>le</w:t>
-      </w:r>
-      <w:r>
-        <w:t>s</w:t>
-      </w:r>
-      <w:r>
-        <w:t>:</w:t>
-      </w:r>
-    </w:p>
-    <w:p>
-      <w:r>
-        <w:t xml:space="preserve">G: </w:t>
-      </w:r>
-      <w:proofErr w:type="gramStart"/>
-      <w:r>
-        <w:t>grid(</w:t>
-      </w:r>
-      <w:proofErr w:type="gramEnd"/>
-      <w:r>
-        <w:t xml:space="preserve">whole square) </w:t>
-      </w:r>
-      <w:r>
-        <w:t xml:space="preserve">S: </w:t>
-      </w:r>
-      <w:r>
-        <w:t xml:space="preserve">small </w:t>
-      </w:r>
-      <w:r>
-        <w:t xml:space="preserve">squares </w:t>
-      </w:r>
-      <w:r>
-        <w:t>inside</w:t>
+        <w:rPr>
+          <w:b/>
+          <w:bCs/>
+        </w:rPr>
+        <w:t>V</w:t>
+      </w:r>
+      <w:r>
+        <w:rPr>
+          <w:b/>
+          <w:bCs/>
+        </w:rPr>
+        <w:t>ariables</w:t>
+      </w:r>
+      <w:r>
+        <w:rPr>
+          <w:b/>
+          <w:bCs/>
+        </w:rPr>
+        <w:t xml:space="preserve"> </w:t>
+      </w:r>
+    </w:p>
+    <w:p>
+      <w:r>
+        <w:t>Each cell is a variable and to differentiate between each variable we included an identifier call c and r;</w:t>
+      </w:r>
+    </w:p>
+    <w:p>
+      <w:proofErr w:type="spellStart"/>
+      <w:r>
+        <w:t>X</w:t>
+      </w:r>
+      <w:r>
+        <w:rPr>
+          <w:vertAlign w:val="subscript"/>
+        </w:rPr>
+        <w:t>c,r</w:t>
+      </w:r>
+      <w:proofErr w:type="spellEnd"/>
+      <w:r>
+        <w:t xml:space="preserve"> where X is the cell(variable) and</w:t>
+      </w:r>
+      <w:r>
+        <w:t xml:space="preserve"> </w:t>
+      </w:r>
+      <w:r>
+        <w:t xml:space="preserve">c is the </w:t>
+      </w:r>
+      <w:r>
+        <w:t>column</w:t>
+      </w:r>
+      <w:r>
+        <w:t>(0-8)</w:t>
+      </w:r>
+      <w:r>
+        <w:t xml:space="preserve"> </w:t>
+      </w:r>
+      <w:r>
+        <w:t xml:space="preserve">and </w:t>
+      </w:r>
+      <w:r>
+        <w:t>r is the row(0-8)</w:t>
+      </w:r>
+    </w:p>
+    <w:p>
+      <w:r>
+        <w:t>For example:</w:t>
+      </w:r>
+    </w:p>
+    <w:p>
+      <w:pPr>
+        <w:numPr>
+          <w:ilvl w:val="0"/>
+          <w:numId w:val="1"/>
+        </w:numPr>
+      </w:pPr>
+      <w:r>
+        <w:t>X</w:t>
+      </w:r>
+      <w:r>
+        <w:rPr>
+          <w:vertAlign w:val="subscript"/>
+        </w:rPr>
+        <w:t>0,0</w:t>
+      </w:r>
+      <w:r>
+        <w:t xml:space="preserve"> </w:t>
+      </w:r>
+      <w:r>
+        <w:t>= top</w:t>
+      </w:r>
+      <w:r>
+        <w:t xml:space="preserve"> </w:t>
+      </w:r>
+      <w:r>
+        <w:t>left cell</w:t>
+      </w:r>
+      <w:r>
+        <w:t>.</w:t>
+      </w:r>
+    </w:p>
+    <w:p>
+      <w:pPr>
+        <w:numPr>
+          <w:ilvl w:val="0"/>
+          <w:numId w:val="1"/>
+        </w:numPr>
+      </w:pPr>
+      <w:r>
+        <w:t>X</w:t>
+      </w:r>
+      <w:r>
+        <w:rPr>
+          <w:vertAlign w:val="subscript"/>
+        </w:rPr>
+        <w:t>1,0</w:t>
+      </w:r>
+      <w:r>
+        <w:t xml:space="preserve"> = cell immediately to its right.</w:t>
+      </w:r>
+    </w:p>
+    <w:p>
+      <w:pPr>
+        <w:numPr>
+          <w:ilvl w:val="0"/>
+          <w:numId w:val="1"/>
+        </w:numPr>
+      </w:pPr>
+      <w:r>
+        <w:t>X</w:t>
+      </w:r>
+      <w:r>
+        <w:rPr>
+          <w:vertAlign w:val="subscript"/>
+        </w:rPr>
+        <w:t>1,1</w:t>
+      </w:r>
+      <w:r>
+        <w:t xml:space="preserve"> </w:t>
+      </w:r>
+      <w:r>
+        <w:t xml:space="preserve">= cell directly below </w:t>
+      </w:r>
+      <w:r>
+        <w:t>the previous variable(cell)</w:t>
+      </w:r>
+    </w:p>
+    <w:p>
+      <w:r>
+        <w:t>Since Sudoku is a 9</w:t>
+      </w:r>
+      <w:r>
+        <w:t>x</w:t>
+      </w:r>
+      <w:r>
+        <w:t>9 grid, there are:</w:t>
+      </w:r>
+    </w:p>
+    <w:p>
+      <w:r>
+        <w:t>9 times 9 which equals to 81 variables.</w:t>
       </w:r>
     </w:p>
     <w:tbl>
@@ -172,21 +522,24 @@
         <w:tblLook w:val="04A0" w:firstRow="1" w:lastRow="0" w:firstColumn="1" w:lastColumn="0" w:noHBand="0" w:noVBand="1"/>
       </w:tblPr>
       <w:tblGrid>
-        <w:gridCol w:w="1001"/>
-        <w:gridCol w:w="1001"/>
-        <w:gridCol w:w="1002"/>
-        <w:gridCol w:w="1002"/>
-        <w:gridCol w:w="1002"/>
-        <w:gridCol w:w="1002"/>
-        <w:gridCol w:w="1002"/>
-        <w:gridCol w:w="1002"/>
-        <w:gridCol w:w="1002"/>
+        <w:gridCol w:w="541"/>
+        <w:gridCol w:w="541"/>
+        <w:gridCol w:w="541"/>
+        <w:gridCol w:w="491"/>
+        <w:gridCol w:w="491"/>
+        <w:gridCol w:w="491"/>
+        <w:gridCol w:w="491"/>
+        <w:gridCol w:w="491"/>
+        <w:gridCol w:w="491"/>
       </w:tblGrid>
       <w:tr>
-        <w:tc>
-          <w:tcPr>
-            <w:tcW w:w="1001" w:type="dxa"/>
-            <w:shd w:val="clear" w:color="auto" w:fill="DAE9F7" w:themeFill="text2" w:themeFillTint="1A"/>
+        <w:trPr>
+          <w:trHeight w:val="439"/>
+        </w:trPr>
+        <w:tc>
+          <w:tcPr>
+            <w:tcW w:w="508" w:type="dxa"/>
+            <w:shd w:val="clear" w:color="auto" w:fill="C1E4F5" w:themeFill="accent1" w:themeFillTint="33"/>
           </w:tcPr>
           <w:p>
             <w:r>
@@ -199,8 +552,8 @@
         </w:tc>
         <w:tc>
           <w:tcPr>
-            <w:tcW w:w="1001" w:type="dxa"/>
-            <w:shd w:val="clear" w:color="auto" w:fill="DAE9F7" w:themeFill="text2" w:themeFillTint="1A"/>
+            <w:tcW w:w="508" w:type="dxa"/>
+            <w:shd w:val="clear" w:color="auto" w:fill="C1E4F5" w:themeFill="accent1" w:themeFillTint="33"/>
           </w:tcPr>
           <w:p>
             <w:r>
@@ -213,8 +566,8 @@
         </w:tc>
         <w:tc>
           <w:tcPr>
-            <w:tcW w:w="1002" w:type="dxa"/>
-            <w:shd w:val="clear" w:color="auto" w:fill="DAE9F7" w:themeFill="text2" w:themeFillTint="1A"/>
+            <w:tcW w:w="508" w:type="dxa"/>
+            <w:shd w:val="clear" w:color="auto" w:fill="C1E4F5" w:themeFill="accent1" w:themeFillTint="33"/>
           </w:tcPr>
           <w:p>
             <w:r>
@@ -227,52 +580,59 @@
         </w:tc>
         <w:tc>
           <w:tcPr>
-            <w:tcW w:w="1002" w:type="dxa"/>
-            <w:shd w:val="clear" w:color="auto" w:fill="C1E4F5" w:themeFill="accent1" w:themeFillTint="33"/>
-          </w:tcPr>
-          <w:p/>
-        </w:tc>
-        <w:tc>
-          <w:tcPr>
-            <w:tcW w:w="1002" w:type="dxa"/>
-            <w:shd w:val="clear" w:color="auto" w:fill="C1E4F5" w:themeFill="accent1" w:themeFillTint="33"/>
-          </w:tcPr>
-          <w:p/>
-        </w:tc>
-        <w:tc>
-          <w:tcPr>
-            <w:tcW w:w="1002" w:type="dxa"/>
-            <w:shd w:val="clear" w:color="auto" w:fill="C1E4F5" w:themeFill="accent1" w:themeFillTint="33"/>
-          </w:tcPr>
-          <w:p/>
-        </w:tc>
-        <w:tc>
-          <w:tcPr>
-            <w:tcW w:w="1002" w:type="dxa"/>
+            <w:tcW w:w="491" w:type="dxa"/>
             <w:shd w:val="clear" w:color="auto" w:fill="FAE2D5" w:themeFill="accent2" w:themeFillTint="33"/>
           </w:tcPr>
-          <w:p/>
-        </w:tc>
-        <w:tc>
-          <w:tcPr>
-            <w:tcW w:w="1002" w:type="dxa"/>
+          <w:p>
+            <w:r>
+              <w:t>…</w:t>
+            </w:r>
+          </w:p>
+        </w:tc>
+        <w:tc>
+          <w:tcPr>
+            <w:tcW w:w="491" w:type="dxa"/>
             <w:shd w:val="clear" w:color="auto" w:fill="FAE2D5" w:themeFill="accent2" w:themeFillTint="33"/>
           </w:tcPr>
           <w:p/>
         </w:tc>
         <w:tc>
           <w:tcPr>
-            <w:tcW w:w="1002" w:type="dxa"/>
+            <w:tcW w:w="491" w:type="dxa"/>
             <w:shd w:val="clear" w:color="auto" w:fill="FAE2D5" w:themeFill="accent2" w:themeFillTint="33"/>
+          </w:tcPr>
+          <w:p/>
+        </w:tc>
+        <w:tc>
+          <w:tcPr>
+            <w:tcW w:w="491" w:type="dxa"/>
+            <w:shd w:val="clear" w:color="auto" w:fill="C1E4F5" w:themeFill="accent1" w:themeFillTint="33"/>
+          </w:tcPr>
+          <w:p/>
+        </w:tc>
+        <w:tc>
+          <w:tcPr>
+            <w:tcW w:w="491" w:type="dxa"/>
+            <w:shd w:val="clear" w:color="auto" w:fill="C1E4F5" w:themeFill="accent1" w:themeFillTint="33"/>
+          </w:tcPr>
+          <w:p/>
+        </w:tc>
+        <w:tc>
+          <w:tcPr>
+            <w:tcW w:w="491" w:type="dxa"/>
+            <w:shd w:val="clear" w:color="auto" w:fill="C1E4F5" w:themeFill="accent1" w:themeFillTint="33"/>
           </w:tcPr>
           <w:p/>
         </w:tc>
       </w:tr>
       <w:tr>
-        <w:tc>
-          <w:tcPr>
-            <w:tcW w:w="1001" w:type="dxa"/>
-            <w:shd w:val="clear" w:color="auto" w:fill="DAE9F7" w:themeFill="text2" w:themeFillTint="1A"/>
+        <w:trPr>
+          <w:trHeight w:val="439"/>
+        </w:trPr>
+        <w:tc>
+          <w:tcPr>
+            <w:tcW w:w="508" w:type="dxa"/>
+            <w:shd w:val="clear" w:color="auto" w:fill="C1E4F5" w:themeFill="accent1" w:themeFillTint="33"/>
           </w:tcPr>
           <w:p>
             <w:r>
@@ -288,66 +648,73 @@
         </w:tc>
         <w:tc>
           <w:tcPr>
-            <w:tcW w:w="1001" w:type="dxa"/>
-            <w:shd w:val="clear" w:color="auto" w:fill="DAE9F7" w:themeFill="text2" w:themeFillTint="1A"/>
-          </w:tcPr>
-          <w:p/>
-        </w:tc>
-        <w:tc>
-          <w:tcPr>
-            <w:tcW w:w="1002" w:type="dxa"/>
-            <w:shd w:val="clear" w:color="auto" w:fill="DAE9F7" w:themeFill="text2" w:themeFillTint="1A"/>
-          </w:tcPr>
-          <w:p/>
-        </w:tc>
-        <w:tc>
-          <w:tcPr>
-            <w:tcW w:w="1002" w:type="dxa"/>
-            <w:shd w:val="clear" w:color="auto" w:fill="C1E4F5" w:themeFill="accent1" w:themeFillTint="33"/>
-          </w:tcPr>
-          <w:p/>
-        </w:tc>
-        <w:tc>
-          <w:tcPr>
-            <w:tcW w:w="1002" w:type="dxa"/>
-            <w:shd w:val="clear" w:color="auto" w:fill="C1E4F5" w:themeFill="accent1" w:themeFillTint="33"/>
-          </w:tcPr>
-          <w:p/>
-        </w:tc>
-        <w:tc>
-          <w:tcPr>
-            <w:tcW w:w="1002" w:type="dxa"/>
-            <w:shd w:val="clear" w:color="auto" w:fill="C1E4F5" w:themeFill="accent1" w:themeFillTint="33"/>
-          </w:tcPr>
-          <w:p/>
-        </w:tc>
-        <w:tc>
-          <w:tcPr>
-            <w:tcW w:w="1002" w:type="dxa"/>
+            <w:tcW w:w="508" w:type="dxa"/>
+            <w:shd w:val="clear" w:color="auto" w:fill="C1E4F5" w:themeFill="accent1" w:themeFillTint="33"/>
+          </w:tcPr>
+          <w:p>
+            <w:r>
+              <w:t>1,1</w:t>
+            </w:r>
+          </w:p>
+        </w:tc>
+        <w:tc>
+          <w:tcPr>
+            <w:tcW w:w="508" w:type="dxa"/>
+            <w:shd w:val="clear" w:color="auto" w:fill="C1E4F5" w:themeFill="accent1" w:themeFillTint="33"/>
+          </w:tcPr>
+          <w:p/>
+        </w:tc>
+        <w:tc>
+          <w:tcPr>
+            <w:tcW w:w="491" w:type="dxa"/>
             <w:shd w:val="clear" w:color="auto" w:fill="FAE2D5" w:themeFill="accent2" w:themeFillTint="33"/>
           </w:tcPr>
           <w:p/>
         </w:tc>
         <w:tc>
           <w:tcPr>
-            <w:tcW w:w="1002" w:type="dxa"/>
+            <w:tcW w:w="491" w:type="dxa"/>
             <w:shd w:val="clear" w:color="auto" w:fill="FAE2D5" w:themeFill="accent2" w:themeFillTint="33"/>
           </w:tcPr>
           <w:p/>
         </w:tc>
         <w:tc>
           <w:tcPr>
-            <w:tcW w:w="1002" w:type="dxa"/>
+            <w:tcW w:w="491" w:type="dxa"/>
             <w:shd w:val="clear" w:color="auto" w:fill="FAE2D5" w:themeFill="accent2" w:themeFillTint="33"/>
+          </w:tcPr>
+          <w:p/>
+        </w:tc>
+        <w:tc>
+          <w:tcPr>
+            <w:tcW w:w="491" w:type="dxa"/>
+            <w:shd w:val="clear" w:color="auto" w:fill="C1E4F5" w:themeFill="accent1" w:themeFillTint="33"/>
+          </w:tcPr>
+          <w:p/>
+        </w:tc>
+        <w:tc>
+          <w:tcPr>
+            <w:tcW w:w="491" w:type="dxa"/>
+            <w:shd w:val="clear" w:color="auto" w:fill="C1E4F5" w:themeFill="accent1" w:themeFillTint="33"/>
+          </w:tcPr>
+          <w:p/>
+        </w:tc>
+        <w:tc>
+          <w:tcPr>
+            <w:tcW w:w="491" w:type="dxa"/>
+            <w:shd w:val="clear" w:color="auto" w:fill="C1E4F5" w:themeFill="accent1" w:themeFillTint="33"/>
           </w:tcPr>
           <w:p/>
         </w:tc>
       </w:tr>
       <w:tr>
-        <w:tc>
-          <w:tcPr>
-            <w:tcW w:w="1001" w:type="dxa"/>
-            <w:shd w:val="clear" w:color="auto" w:fill="DAE9F7" w:themeFill="text2" w:themeFillTint="1A"/>
+        <w:trPr>
+          <w:trHeight w:val="445"/>
+        </w:trPr>
+        <w:tc>
+          <w:tcPr>
+            <w:tcW w:w="508" w:type="dxa"/>
+            <w:shd w:val="clear" w:color="auto" w:fill="C1E4F5" w:themeFill="accent1" w:themeFillTint="33"/>
           </w:tcPr>
           <w:p>
             <w:r>
@@ -357,447 +724,469 @@
         </w:tc>
         <w:tc>
           <w:tcPr>
-            <w:tcW w:w="1001" w:type="dxa"/>
-            <w:shd w:val="clear" w:color="auto" w:fill="DAE9F7" w:themeFill="text2" w:themeFillTint="1A"/>
-          </w:tcPr>
-          <w:p/>
-        </w:tc>
-        <w:tc>
-          <w:tcPr>
-            <w:tcW w:w="1002" w:type="dxa"/>
-            <w:shd w:val="clear" w:color="auto" w:fill="DAE9F7" w:themeFill="text2" w:themeFillTint="1A"/>
-          </w:tcPr>
-          <w:p/>
-        </w:tc>
-        <w:tc>
-          <w:tcPr>
-            <w:tcW w:w="1002" w:type="dxa"/>
-            <w:shd w:val="clear" w:color="auto" w:fill="C1E4F5" w:themeFill="accent1" w:themeFillTint="33"/>
-          </w:tcPr>
-          <w:p/>
-        </w:tc>
-        <w:tc>
-          <w:tcPr>
-            <w:tcW w:w="1002" w:type="dxa"/>
-            <w:shd w:val="clear" w:color="auto" w:fill="C1E4F5" w:themeFill="accent1" w:themeFillTint="33"/>
-          </w:tcPr>
-          <w:p/>
-        </w:tc>
-        <w:tc>
-          <w:tcPr>
-            <w:tcW w:w="1002" w:type="dxa"/>
-            <w:shd w:val="clear" w:color="auto" w:fill="C1E4F5" w:themeFill="accent1" w:themeFillTint="33"/>
-          </w:tcPr>
-          <w:p/>
-        </w:tc>
-        <w:tc>
-          <w:tcPr>
-            <w:tcW w:w="1002" w:type="dxa"/>
+            <w:tcW w:w="508" w:type="dxa"/>
+            <w:shd w:val="clear" w:color="auto" w:fill="C1E4F5" w:themeFill="accent1" w:themeFillTint="33"/>
+          </w:tcPr>
+          <w:p/>
+        </w:tc>
+        <w:tc>
+          <w:tcPr>
+            <w:tcW w:w="508" w:type="dxa"/>
+            <w:shd w:val="clear" w:color="auto" w:fill="C1E4F5" w:themeFill="accent1" w:themeFillTint="33"/>
+          </w:tcPr>
+          <w:p/>
+        </w:tc>
+        <w:tc>
+          <w:tcPr>
+            <w:tcW w:w="491" w:type="dxa"/>
             <w:shd w:val="clear" w:color="auto" w:fill="FAE2D5" w:themeFill="accent2" w:themeFillTint="33"/>
           </w:tcPr>
           <w:p/>
         </w:tc>
         <w:tc>
           <w:tcPr>
-            <w:tcW w:w="1002" w:type="dxa"/>
+            <w:tcW w:w="491" w:type="dxa"/>
             <w:shd w:val="clear" w:color="auto" w:fill="FAE2D5" w:themeFill="accent2" w:themeFillTint="33"/>
           </w:tcPr>
           <w:p/>
         </w:tc>
         <w:tc>
           <w:tcPr>
-            <w:tcW w:w="1002" w:type="dxa"/>
+            <w:tcW w:w="491" w:type="dxa"/>
             <w:shd w:val="clear" w:color="auto" w:fill="FAE2D5" w:themeFill="accent2" w:themeFillTint="33"/>
+          </w:tcPr>
+          <w:p/>
+        </w:tc>
+        <w:tc>
+          <w:tcPr>
+            <w:tcW w:w="491" w:type="dxa"/>
+            <w:shd w:val="clear" w:color="auto" w:fill="C1E4F5" w:themeFill="accent1" w:themeFillTint="33"/>
+          </w:tcPr>
+          <w:p/>
+        </w:tc>
+        <w:tc>
+          <w:tcPr>
+            <w:tcW w:w="491" w:type="dxa"/>
+            <w:shd w:val="clear" w:color="auto" w:fill="C1E4F5" w:themeFill="accent1" w:themeFillTint="33"/>
+          </w:tcPr>
+          <w:p/>
+        </w:tc>
+        <w:tc>
+          <w:tcPr>
+            <w:tcW w:w="491" w:type="dxa"/>
+            <w:shd w:val="clear" w:color="auto" w:fill="C1E4F5" w:themeFill="accent1" w:themeFillTint="33"/>
           </w:tcPr>
           <w:p/>
         </w:tc>
       </w:tr>
       <w:tr>
-        <w:tc>
-          <w:tcPr>
-            <w:tcW w:w="1001" w:type="dxa"/>
-            <w:shd w:val="clear" w:color="auto" w:fill="C1F0C7" w:themeFill="accent3" w:themeFillTint="33"/>
-          </w:tcPr>
-          <w:p/>
-        </w:tc>
-        <w:tc>
-          <w:tcPr>
-            <w:tcW w:w="1001" w:type="dxa"/>
-            <w:shd w:val="clear" w:color="auto" w:fill="C1F0C7" w:themeFill="accent3" w:themeFillTint="33"/>
-          </w:tcPr>
-          <w:p/>
-        </w:tc>
-        <w:tc>
-          <w:tcPr>
-            <w:tcW w:w="1002" w:type="dxa"/>
-            <w:shd w:val="clear" w:color="auto" w:fill="C1F0C7" w:themeFill="accent3" w:themeFillTint="33"/>
-          </w:tcPr>
-          <w:p/>
-        </w:tc>
-        <w:tc>
-          <w:tcPr>
-            <w:tcW w:w="1002" w:type="dxa"/>
-            <w:shd w:val="clear" w:color="auto" w:fill="F2CEED" w:themeFill="accent5" w:themeFillTint="33"/>
-          </w:tcPr>
-          <w:p/>
-        </w:tc>
-        <w:tc>
-          <w:tcPr>
-            <w:tcW w:w="1002" w:type="dxa"/>
-            <w:shd w:val="clear" w:color="auto" w:fill="F2CEED" w:themeFill="accent5" w:themeFillTint="33"/>
-          </w:tcPr>
-          <w:p/>
-        </w:tc>
-        <w:tc>
-          <w:tcPr>
-            <w:tcW w:w="1002" w:type="dxa"/>
-            <w:shd w:val="clear" w:color="auto" w:fill="F2CEED" w:themeFill="accent5" w:themeFillTint="33"/>
-          </w:tcPr>
-          <w:p/>
-        </w:tc>
-        <w:tc>
-          <w:tcPr>
-            <w:tcW w:w="1002" w:type="dxa"/>
-            <w:shd w:val="clear" w:color="auto" w:fill="D9F2D0" w:themeFill="accent6" w:themeFillTint="33"/>
-          </w:tcPr>
-          <w:p/>
-        </w:tc>
-        <w:tc>
-          <w:tcPr>
-            <w:tcW w:w="1002" w:type="dxa"/>
-            <w:shd w:val="clear" w:color="auto" w:fill="D9F2D0" w:themeFill="accent6" w:themeFillTint="33"/>
-          </w:tcPr>
-          <w:p/>
-        </w:tc>
-        <w:tc>
-          <w:tcPr>
-            <w:tcW w:w="1002" w:type="dxa"/>
-            <w:shd w:val="clear" w:color="auto" w:fill="D9F2D0" w:themeFill="accent6" w:themeFillTint="33"/>
+        <w:trPr>
+          <w:trHeight w:val="439"/>
+        </w:trPr>
+        <w:tc>
+          <w:tcPr>
+            <w:tcW w:w="508" w:type="dxa"/>
+            <w:shd w:val="clear" w:color="auto" w:fill="FAE2D5" w:themeFill="accent2" w:themeFillTint="33"/>
+          </w:tcPr>
+          <w:p>
+            <w:r>
+              <w:t>…</w:t>
+            </w:r>
+          </w:p>
+        </w:tc>
+        <w:tc>
+          <w:tcPr>
+            <w:tcW w:w="508" w:type="dxa"/>
+            <w:shd w:val="clear" w:color="auto" w:fill="FAE2D5" w:themeFill="accent2" w:themeFillTint="33"/>
+          </w:tcPr>
+          <w:p/>
+        </w:tc>
+        <w:tc>
+          <w:tcPr>
+            <w:tcW w:w="508" w:type="dxa"/>
+            <w:shd w:val="clear" w:color="auto" w:fill="FAE2D5" w:themeFill="accent2" w:themeFillTint="33"/>
+          </w:tcPr>
+          <w:p/>
+        </w:tc>
+        <w:tc>
+          <w:tcPr>
+            <w:tcW w:w="491" w:type="dxa"/>
+            <w:shd w:val="clear" w:color="auto" w:fill="C1E4F5" w:themeFill="accent1" w:themeFillTint="33"/>
+          </w:tcPr>
+          <w:p/>
+        </w:tc>
+        <w:tc>
+          <w:tcPr>
+            <w:tcW w:w="491" w:type="dxa"/>
+            <w:shd w:val="clear" w:color="auto" w:fill="C1E4F5" w:themeFill="accent1" w:themeFillTint="33"/>
+          </w:tcPr>
+          <w:p/>
+        </w:tc>
+        <w:tc>
+          <w:tcPr>
+            <w:tcW w:w="491" w:type="dxa"/>
+            <w:shd w:val="clear" w:color="auto" w:fill="C1E4F5" w:themeFill="accent1" w:themeFillTint="33"/>
+          </w:tcPr>
+          <w:p/>
+        </w:tc>
+        <w:tc>
+          <w:tcPr>
+            <w:tcW w:w="491" w:type="dxa"/>
+            <w:shd w:val="clear" w:color="auto" w:fill="FAE2D5" w:themeFill="accent2" w:themeFillTint="33"/>
+          </w:tcPr>
+          <w:p/>
+        </w:tc>
+        <w:tc>
+          <w:tcPr>
+            <w:tcW w:w="491" w:type="dxa"/>
+            <w:shd w:val="clear" w:color="auto" w:fill="FAE2D5" w:themeFill="accent2" w:themeFillTint="33"/>
+          </w:tcPr>
+          <w:p/>
+        </w:tc>
+        <w:tc>
+          <w:tcPr>
+            <w:tcW w:w="491" w:type="dxa"/>
+            <w:shd w:val="clear" w:color="auto" w:fill="FAE2D5" w:themeFill="accent2" w:themeFillTint="33"/>
           </w:tcPr>
           <w:p/>
         </w:tc>
       </w:tr>
       <w:tr>
-        <w:tc>
-          <w:tcPr>
-            <w:tcW w:w="1001" w:type="dxa"/>
-            <w:shd w:val="clear" w:color="auto" w:fill="C1F0C7" w:themeFill="accent3" w:themeFillTint="33"/>
-          </w:tcPr>
-          <w:p/>
-        </w:tc>
-        <w:tc>
-          <w:tcPr>
-            <w:tcW w:w="1001" w:type="dxa"/>
-            <w:shd w:val="clear" w:color="auto" w:fill="C1F0C7" w:themeFill="accent3" w:themeFillTint="33"/>
-          </w:tcPr>
-          <w:p/>
-        </w:tc>
-        <w:tc>
-          <w:tcPr>
-            <w:tcW w:w="1002" w:type="dxa"/>
-            <w:shd w:val="clear" w:color="auto" w:fill="C1F0C7" w:themeFill="accent3" w:themeFillTint="33"/>
-          </w:tcPr>
-          <w:p/>
-        </w:tc>
-        <w:tc>
-          <w:tcPr>
-            <w:tcW w:w="1002" w:type="dxa"/>
-            <w:shd w:val="clear" w:color="auto" w:fill="F2CEED" w:themeFill="accent5" w:themeFillTint="33"/>
-          </w:tcPr>
-          <w:p/>
-        </w:tc>
-        <w:tc>
-          <w:tcPr>
-            <w:tcW w:w="1002" w:type="dxa"/>
-            <w:shd w:val="clear" w:color="auto" w:fill="F2CEED" w:themeFill="accent5" w:themeFillTint="33"/>
-          </w:tcPr>
-          <w:p/>
-        </w:tc>
-        <w:tc>
-          <w:tcPr>
-            <w:tcW w:w="1002" w:type="dxa"/>
-            <w:shd w:val="clear" w:color="auto" w:fill="F2CEED" w:themeFill="accent5" w:themeFillTint="33"/>
-          </w:tcPr>
-          <w:p/>
-        </w:tc>
-        <w:tc>
-          <w:tcPr>
-            <w:tcW w:w="1002" w:type="dxa"/>
-            <w:shd w:val="clear" w:color="auto" w:fill="D9F2D0" w:themeFill="accent6" w:themeFillTint="33"/>
-          </w:tcPr>
-          <w:p/>
-        </w:tc>
-        <w:tc>
-          <w:tcPr>
-            <w:tcW w:w="1002" w:type="dxa"/>
-            <w:shd w:val="clear" w:color="auto" w:fill="D9F2D0" w:themeFill="accent6" w:themeFillTint="33"/>
-          </w:tcPr>
-          <w:p/>
-        </w:tc>
-        <w:tc>
-          <w:tcPr>
-            <w:tcW w:w="1002" w:type="dxa"/>
-            <w:shd w:val="clear" w:color="auto" w:fill="D9F2D0" w:themeFill="accent6" w:themeFillTint="33"/>
+        <w:trPr>
+          <w:trHeight w:val="439"/>
+        </w:trPr>
+        <w:tc>
+          <w:tcPr>
+            <w:tcW w:w="508" w:type="dxa"/>
+            <w:shd w:val="clear" w:color="auto" w:fill="FAE2D5" w:themeFill="accent2" w:themeFillTint="33"/>
+          </w:tcPr>
+          <w:p/>
+        </w:tc>
+        <w:tc>
+          <w:tcPr>
+            <w:tcW w:w="508" w:type="dxa"/>
+            <w:shd w:val="clear" w:color="auto" w:fill="FAE2D5" w:themeFill="accent2" w:themeFillTint="33"/>
+          </w:tcPr>
+          <w:p/>
+        </w:tc>
+        <w:tc>
+          <w:tcPr>
+            <w:tcW w:w="508" w:type="dxa"/>
+            <w:shd w:val="clear" w:color="auto" w:fill="FAE2D5" w:themeFill="accent2" w:themeFillTint="33"/>
+          </w:tcPr>
+          <w:p/>
+        </w:tc>
+        <w:tc>
+          <w:tcPr>
+            <w:tcW w:w="491" w:type="dxa"/>
+            <w:shd w:val="clear" w:color="auto" w:fill="C1E4F5" w:themeFill="accent1" w:themeFillTint="33"/>
+          </w:tcPr>
+          <w:p/>
+        </w:tc>
+        <w:tc>
+          <w:tcPr>
+            <w:tcW w:w="491" w:type="dxa"/>
+            <w:shd w:val="clear" w:color="auto" w:fill="C1E4F5" w:themeFill="accent1" w:themeFillTint="33"/>
+          </w:tcPr>
+          <w:p/>
+        </w:tc>
+        <w:tc>
+          <w:tcPr>
+            <w:tcW w:w="491" w:type="dxa"/>
+            <w:shd w:val="clear" w:color="auto" w:fill="C1E4F5" w:themeFill="accent1" w:themeFillTint="33"/>
+          </w:tcPr>
+          <w:p/>
+        </w:tc>
+        <w:tc>
+          <w:tcPr>
+            <w:tcW w:w="491" w:type="dxa"/>
+            <w:shd w:val="clear" w:color="auto" w:fill="FAE2D5" w:themeFill="accent2" w:themeFillTint="33"/>
+          </w:tcPr>
+          <w:p/>
+        </w:tc>
+        <w:tc>
+          <w:tcPr>
+            <w:tcW w:w="491" w:type="dxa"/>
+            <w:shd w:val="clear" w:color="auto" w:fill="FAE2D5" w:themeFill="accent2" w:themeFillTint="33"/>
+          </w:tcPr>
+          <w:p/>
+        </w:tc>
+        <w:tc>
+          <w:tcPr>
+            <w:tcW w:w="491" w:type="dxa"/>
+            <w:shd w:val="clear" w:color="auto" w:fill="FAE2D5" w:themeFill="accent2" w:themeFillTint="33"/>
           </w:tcPr>
           <w:p/>
         </w:tc>
       </w:tr>
       <w:tr>
-        <w:tc>
-          <w:tcPr>
-            <w:tcW w:w="1001" w:type="dxa"/>
-            <w:shd w:val="clear" w:color="auto" w:fill="C1F0C7" w:themeFill="accent3" w:themeFillTint="33"/>
-          </w:tcPr>
-          <w:p/>
-        </w:tc>
-        <w:tc>
-          <w:tcPr>
-            <w:tcW w:w="1001" w:type="dxa"/>
-            <w:shd w:val="clear" w:color="auto" w:fill="C1F0C7" w:themeFill="accent3" w:themeFillTint="33"/>
-          </w:tcPr>
-          <w:p/>
-        </w:tc>
-        <w:tc>
-          <w:tcPr>
-            <w:tcW w:w="1002" w:type="dxa"/>
-            <w:shd w:val="clear" w:color="auto" w:fill="C1F0C7" w:themeFill="accent3" w:themeFillTint="33"/>
-          </w:tcPr>
-          <w:p/>
-        </w:tc>
-        <w:tc>
-          <w:tcPr>
-            <w:tcW w:w="1002" w:type="dxa"/>
-            <w:shd w:val="clear" w:color="auto" w:fill="F2CEED" w:themeFill="accent5" w:themeFillTint="33"/>
-          </w:tcPr>
-          <w:p/>
-        </w:tc>
-        <w:tc>
-          <w:tcPr>
-            <w:tcW w:w="1002" w:type="dxa"/>
-            <w:shd w:val="clear" w:color="auto" w:fill="F2CEED" w:themeFill="accent5" w:themeFillTint="33"/>
-          </w:tcPr>
-          <w:p/>
-        </w:tc>
-        <w:tc>
-          <w:tcPr>
-            <w:tcW w:w="1002" w:type="dxa"/>
-            <w:shd w:val="clear" w:color="auto" w:fill="F2CEED" w:themeFill="accent5" w:themeFillTint="33"/>
-          </w:tcPr>
-          <w:p/>
-        </w:tc>
-        <w:tc>
-          <w:tcPr>
-            <w:tcW w:w="1002" w:type="dxa"/>
-            <w:shd w:val="clear" w:color="auto" w:fill="D9F2D0" w:themeFill="accent6" w:themeFillTint="33"/>
-          </w:tcPr>
-          <w:p/>
-        </w:tc>
-        <w:tc>
-          <w:tcPr>
-            <w:tcW w:w="1002" w:type="dxa"/>
-            <w:shd w:val="clear" w:color="auto" w:fill="D9F2D0" w:themeFill="accent6" w:themeFillTint="33"/>
-          </w:tcPr>
-          <w:p/>
-        </w:tc>
-        <w:tc>
-          <w:tcPr>
-            <w:tcW w:w="1002" w:type="dxa"/>
-            <w:shd w:val="clear" w:color="auto" w:fill="D9F2D0" w:themeFill="accent6" w:themeFillTint="33"/>
+        <w:trPr>
+          <w:trHeight w:val="439"/>
+        </w:trPr>
+        <w:tc>
+          <w:tcPr>
+            <w:tcW w:w="508" w:type="dxa"/>
+            <w:shd w:val="clear" w:color="auto" w:fill="FAE2D5" w:themeFill="accent2" w:themeFillTint="33"/>
+          </w:tcPr>
+          <w:p/>
+        </w:tc>
+        <w:tc>
+          <w:tcPr>
+            <w:tcW w:w="508" w:type="dxa"/>
+            <w:shd w:val="clear" w:color="auto" w:fill="FAE2D5" w:themeFill="accent2" w:themeFillTint="33"/>
+          </w:tcPr>
+          <w:p/>
+        </w:tc>
+        <w:tc>
+          <w:tcPr>
+            <w:tcW w:w="508" w:type="dxa"/>
+            <w:shd w:val="clear" w:color="auto" w:fill="FAE2D5" w:themeFill="accent2" w:themeFillTint="33"/>
+          </w:tcPr>
+          <w:p/>
+        </w:tc>
+        <w:tc>
+          <w:tcPr>
+            <w:tcW w:w="491" w:type="dxa"/>
+            <w:shd w:val="clear" w:color="auto" w:fill="C1E4F5" w:themeFill="accent1" w:themeFillTint="33"/>
+          </w:tcPr>
+          <w:p/>
+        </w:tc>
+        <w:tc>
+          <w:tcPr>
+            <w:tcW w:w="491" w:type="dxa"/>
+            <w:shd w:val="clear" w:color="auto" w:fill="C1E4F5" w:themeFill="accent1" w:themeFillTint="33"/>
+          </w:tcPr>
+          <w:p/>
+        </w:tc>
+        <w:tc>
+          <w:tcPr>
+            <w:tcW w:w="491" w:type="dxa"/>
+            <w:shd w:val="clear" w:color="auto" w:fill="C1E4F5" w:themeFill="accent1" w:themeFillTint="33"/>
+          </w:tcPr>
+          <w:p/>
+        </w:tc>
+        <w:tc>
+          <w:tcPr>
+            <w:tcW w:w="491" w:type="dxa"/>
+            <w:shd w:val="clear" w:color="auto" w:fill="FAE2D5" w:themeFill="accent2" w:themeFillTint="33"/>
+          </w:tcPr>
+          <w:p/>
+        </w:tc>
+        <w:tc>
+          <w:tcPr>
+            <w:tcW w:w="491" w:type="dxa"/>
+            <w:shd w:val="clear" w:color="auto" w:fill="FAE2D5" w:themeFill="accent2" w:themeFillTint="33"/>
+          </w:tcPr>
+          <w:p/>
+        </w:tc>
+        <w:tc>
+          <w:tcPr>
+            <w:tcW w:w="491" w:type="dxa"/>
+            <w:shd w:val="clear" w:color="auto" w:fill="FAE2D5" w:themeFill="accent2" w:themeFillTint="33"/>
           </w:tcPr>
           <w:p/>
         </w:tc>
       </w:tr>
       <w:tr>
-        <w:tc>
-          <w:tcPr>
-            <w:tcW w:w="1001" w:type="dxa"/>
-            <w:shd w:val="clear" w:color="auto" w:fill="FFFF00"/>
-          </w:tcPr>
-          <w:p/>
-        </w:tc>
-        <w:tc>
-          <w:tcPr>
-            <w:tcW w:w="1001" w:type="dxa"/>
-            <w:shd w:val="clear" w:color="auto" w:fill="FFFF00"/>
-          </w:tcPr>
-          <w:p/>
-        </w:tc>
-        <w:tc>
-          <w:tcPr>
-            <w:tcW w:w="1002" w:type="dxa"/>
-            <w:shd w:val="clear" w:color="auto" w:fill="FFFF00"/>
-          </w:tcPr>
-          <w:p/>
-        </w:tc>
-        <w:tc>
-          <w:tcPr>
-            <w:tcW w:w="1002" w:type="dxa"/>
-            <w:shd w:val="clear" w:color="auto" w:fill="FFC000"/>
-          </w:tcPr>
-          <w:p/>
-        </w:tc>
-        <w:tc>
-          <w:tcPr>
-            <w:tcW w:w="1002" w:type="dxa"/>
-            <w:shd w:val="clear" w:color="auto" w:fill="FFC000"/>
-          </w:tcPr>
-          <w:p/>
-        </w:tc>
-        <w:tc>
-          <w:tcPr>
-            <w:tcW w:w="1002" w:type="dxa"/>
-            <w:shd w:val="clear" w:color="auto" w:fill="FFC000"/>
-          </w:tcPr>
-          <w:p/>
-        </w:tc>
-        <w:tc>
-          <w:tcPr>
-            <w:tcW w:w="1002" w:type="dxa"/>
-            <w:shd w:val="clear" w:color="auto" w:fill="0070C0"/>
-          </w:tcPr>
-          <w:p/>
-        </w:tc>
-        <w:tc>
-          <w:tcPr>
-            <w:tcW w:w="1002" w:type="dxa"/>
-            <w:shd w:val="clear" w:color="auto" w:fill="0070C0"/>
-          </w:tcPr>
-          <w:p/>
-        </w:tc>
-        <w:tc>
-          <w:tcPr>
-            <w:tcW w:w="1002" w:type="dxa"/>
-            <w:shd w:val="clear" w:color="auto" w:fill="0070C0"/>
+        <w:trPr>
+          <w:trHeight w:val="439"/>
+        </w:trPr>
+        <w:tc>
+          <w:tcPr>
+            <w:tcW w:w="508" w:type="dxa"/>
+            <w:shd w:val="clear" w:color="auto" w:fill="C1E4F5" w:themeFill="accent1" w:themeFillTint="33"/>
+          </w:tcPr>
+          <w:p/>
+        </w:tc>
+        <w:tc>
+          <w:tcPr>
+            <w:tcW w:w="508" w:type="dxa"/>
+            <w:shd w:val="clear" w:color="auto" w:fill="C1E4F5" w:themeFill="accent1" w:themeFillTint="33"/>
+          </w:tcPr>
+          <w:p/>
+        </w:tc>
+        <w:tc>
+          <w:tcPr>
+            <w:tcW w:w="508" w:type="dxa"/>
+            <w:shd w:val="clear" w:color="auto" w:fill="C1E4F5" w:themeFill="accent1" w:themeFillTint="33"/>
+          </w:tcPr>
+          <w:p/>
+        </w:tc>
+        <w:tc>
+          <w:tcPr>
+            <w:tcW w:w="491" w:type="dxa"/>
+            <w:shd w:val="clear" w:color="auto" w:fill="FAE2D5" w:themeFill="accent2" w:themeFillTint="33"/>
+          </w:tcPr>
+          <w:p/>
+        </w:tc>
+        <w:tc>
+          <w:tcPr>
+            <w:tcW w:w="491" w:type="dxa"/>
+            <w:shd w:val="clear" w:color="auto" w:fill="FAE2D5" w:themeFill="accent2" w:themeFillTint="33"/>
+          </w:tcPr>
+          <w:p/>
+        </w:tc>
+        <w:tc>
+          <w:tcPr>
+            <w:tcW w:w="491" w:type="dxa"/>
+            <w:shd w:val="clear" w:color="auto" w:fill="FAE2D5" w:themeFill="accent2" w:themeFillTint="33"/>
+          </w:tcPr>
+          <w:p/>
+        </w:tc>
+        <w:tc>
+          <w:tcPr>
+            <w:tcW w:w="491" w:type="dxa"/>
+            <w:shd w:val="clear" w:color="auto" w:fill="C1E4F5" w:themeFill="accent1" w:themeFillTint="33"/>
+          </w:tcPr>
+          <w:p/>
+        </w:tc>
+        <w:tc>
+          <w:tcPr>
+            <w:tcW w:w="491" w:type="dxa"/>
+            <w:shd w:val="clear" w:color="auto" w:fill="C1E4F5" w:themeFill="accent1" w:themeFillTint="33"/>
+          </w:tcPr>
+          <w:p/>
+        </w:tc>
+        <w:tc>
+          <w:tcPr>
+            <w:tcW w:w="491" w:type="dxa"/>
+            <w:shd w:val="clear" w:color="auto" w:fill="C1E4F5" w:themeFill="accent1" w:themeFillTint="33"/>
           </w:tcPr>
           <w:p/>
         </w:tc>
       </w:tr>
       <w:tr>
-        <w:tc>
-          <w:tcPr>
-            <w:tcW w:w="1001" w:type="dxa"/>
-            <w:shd w:val="clear" w:color="auto" w:fill="FFFF00"/>
-          </w:tcPr>
-          <w:p/>
-        </w:tc>
-        <w:tc>
-          <w:tcPr>
-            <w:tcW w:w="1001" w:type="dxa"/>
-            <w:shd w:val="clear" w:color="auto" w:fill="FFFF00"/>
-          </w:tcPr>
-          <w:p/>
-        </w:tc>
-        <w:tc>
-          <w:tcPr>
-            <w:tcW w:w="1002" w:type="dxa"/>
-            <w:shd w:val="clear" w:color="auto" w:fill="FFFF00"/>
-          </w:tcPr>
-          <w:p/>
-        </w:tc>
-        <w:tc>
-          <w:tcPr>
-            <w:tcW w:w="1002" w:type="dxa"/>
-            <w:shd w:val="clear" w:color="auto" w:fill="FFC000"/>
-          </w:tcPr>
-          <w:p/>
-        </w:tc>
-        <w:tc>
-          <w:tcPr>
-            <w:tcW w:w="1002" w:type="dxa"/>
-            <w:shd w:val="clear" w:color="auto" w:fill="FFC000"/>
-          </w:tcPr>
-          <w:p/>
-        </w:tc>
-        <w:tc>
-          <w:tcPr>
-            <w:tcW w:w="1002" w:type="dxa"/>
-            <w:shd w:val="clear" w:color="auto" w:fill="FFC000"/>
-          </w:tcPr>
-          <w:p/>
-        </w:tc>
-        <w:tc>
-          <w:tcPr>
-            <w:tcW w:w="1002" w:type="dxa"/>
-            <w:shd w:val="clear" w:color="auto" w:fill="0070C0"/>
-          </w:tcPr>
-          <w:p/>
-        </w:tc>
-        <w:tc>
-          <w:tcPr>
-            <w:tcW w:w="1002" w:type="dxa"/>
-            <w:shd w:val="clear" w:color="auto" w:fill="0070C0"/>
-          </w:tcPr>
-          <w:p/>
-        </w:tc>
-        <w:tc>
-          <w:tcPr>
-            <w:tcW w:w="1002" w:type="dxa"/>
-            <w:shd w:val="clear" w:color="auto" w:fill="0070C0"/>
+        <w:trPr>
+          <w:trHeight w:val="445"/>
+        </w:trPr>
+        <w:tc>
+          <w:tcPr>
+            <w:tcW w:w="508" w:type="dxa"/>
+            <w:shd w:val="clear" w:color="auto" w:fill="C1E4F5" w:themeFill="accent1" w:themeFillTint="33"/>
+          </w:tcPr>
+          <w:p/>
+        </w:tc>
+        <w:tc>
+          <w:tcPr>
+            <w:tcW w:w="508" w:type="dxa"/>
+            <w:shd w:val="clear" w:color="auto" w:fill="C1E4F5" w:themeFill="accent1" w:themeFillTint="33"/>
+          </w:tcPr>
+          <w:p/>
+        </w:tc>
+        <w:tc>
+          <w:tcPr>
+            <w:tcW w:w="508" w:type="dxa"/>
+            <w:shd w:val="clear" w:color="auto" w:fill="C1E4F5" w:themeFill="accent1" w:themeFillTint="33"/>
+          </w:tcPr>
+          <w:p/>
+        </w:tc>
+        <w:tc>
+          <w:tcPr>
+            <w:tcW w:w="491" w:type="dxa"/>
+            <w:shd w:val="clear" w:color="auto" w:fill="FAE2D5" w:themeFill="accent2" w:themeFillTint="33"/>
+          </w:tcPr>
+          <w:p/>
+        </w:tc>
+        <w:tc>
+          <w:tcPr>
+            <w:tcW w:w="491" w:type="dxa"/>
+            <w:shd w:val="clear" w:color="auto" w:fill="FAE2D5" w:themeFill="accent2" w:themeFillTint="33"/>
+          </w:tcPr>
+          <w:p/>
+        </w:tc>
+        <w:tc>
+          <w:tcPr>
+            <w:tcW w:w="491" w:type="dxa"/>
+            <w:shd w:val="clear" w:color="auto" w:fill="FAE2D5" w:themeFill="accent2" w:themeFillTint="33"/>
+          </w:tcPr>
+          <w:p/>
+        </w:tc>
+        <w:tc>
+          <w:tcPr>
+            <w:tcW w:w="491" w:type="dxa"/>
+            <w:shd w:val="clear" w:color="auto" w:fill="C1E4F5" w:themeFill="accent1" w:themeFillTint="33"/>
+          </w:tcPr>
+          <w:p/>
+        </w:tc>
+        <w:tc>
+          <w:tcPr>
+            <w:tcW w:w="491" w:type="dxa"/>
+            <w:shd w:val="clear" w:color="auto" w:fill="C1E4F5" w:themeFill="accent1" w:themeFillTint="33"/>
+          </w:tcPr>
+          <w:p/>
+        </w:tc>
+        <w:tc>
+          <w:tcPr>
+            <w:tcW w:w="491" w:type="dxa"/>
+            <w:shd w:val="clear" w:color="auto" w:fill="C1E4F5" w:themeFill="accent1" w:themeFillTint="33"/>
           </w:tcPr>
           <w:p/>
         </w:tc>
       </w:tr>
       <w:tr>
-        <w:tc>
-          <w:tcPr>
-            <w:tcW w:w="1001" w:type="dxa"/>
-            <w:shd w:val="clear" w:color="auto" w:fill="FFFF00"/>
-          </w:tcPr>
-          <w:p/>
-        </w:tc>
-        <w:tc>
-          <w:tcPr>
-            <w:tcW w:w="1001" w:type="dxa"/>
-            <w:shd w:val="clear" w:color="auto" w:fill="FFFF00"/>
-          </w:tcPr>
-          <w:p/>
-        </w:tc>
-        <w:tc>
-          <w:tcPr>
-            <w:tcW w:w="1002" w:type="dxa"/>
-            <w:shd w:val="clear" w:color="auto" w:fill="FFFF00"/>
-          </w:tcPr>
-          <w:p/>
-        </w:tc>
-        <w:tc>
-          <w:tcPr>
-            <w:tcW w:w="1002" w:type="dxa"/>
-            <w:shd w:val="clear" w:color="auto" w:fill="FFC000"/>
-          </w:tcPr>
-          <w:p/>
-        </w:tc>
-        <w:tc>
-          <w:tcPr>
-            <w:tcW w:w="1002" w:type="dxa"/>
-            <w:shd w:val="clear" w:color="auto" w:fill="FFC000"/>
-          </w:tcPr>
-          <w:p/>
-        </w:tc>
-        <w:tc>
-          <w:tcPr>
-            <w:tcW w:w="1002" w:type="dxa"/>
-            <w:shd w:val="clear" w:color="auto" w:fill="FFC000"/>
-          </w:tcPr>
-          <w:p/>
-        </w:tc>
-        <w:tc>
-          <w:tcPr>
-            <w:tcW w:w="1002" w:type="dxa"/>
-            <w:shd w:val="clear" w:color="auto" w:fill="0070C0"/>
-          </w:tcPr>
-          <w:p/>
-        </w:tc>
-        <w:tc>
-          <w:tcPr>
-            <w:tcW w:w="1002" w:type="dxa"/>
-            <w:shd w:val="clear" w:color="auto" w:fill="0070C0"/>
-          </w:tcPr>
-          <w:p/>
-        </w:tc>
-        <w:tc>
-          <w:tcPr>
-            <w:tcW w:w="1002" w:type="dxa"/>
-            <w:shd w:val="clear" w:color="auto" w:fill="0070C0"/>
+        <w:trPr>
+          <w:trHeight w:val="439"/>
+        </w:trPr>
+        <w:tc>
+          <w:tcPr>
+            <w:tcW w:w="508" w:type="dxa"/>
+            <w:shd w:val="clear" w:color="auto" w:fill="C1E4F5" w:themeFill="accent1" w:themeFillTint="33"/>
+          </w:tcPr>
+          <w:p/>
+        </w:tc>
+        <w:tc>
+          <w:tcPr>
+            <w:tcW w:w="508" w:type="dxa"/>
+            <w:shd w:val="clear" w:color="auto" w:fill="C1E4F5" w:themeFill="accent1" w:themeFillTint="33"/>
+          </w:tcPr>
+          <w:p/>
+        </w:tc>
+        <w:tc>
+          <w:tcPr>
+            <w:tcW w:w="508" w:type="dxa"/>
+            <w:shd w:val="clear" w:color="auto" w:fill="C1E4F5" w:themeFill="accent1" w:themeFillTint="33"/>
+          </w:tcPr>
+          <w:p/>
+        </w:tc>
+        <w:tc>
+          <w:tcPr>
+            <w:tcW w:w="491" w:type="dxa"/>
+            <w:shd w:val="clear" w:color="auto" w:fill="FAE2D5" w:themeFill="accent2" w:themeFillTint="33"/>
+          </w:tcPr>
+          <w:p/>
+        </w:tc>
+        <w:tc>
+          <w:tcPr>
+            <w:tcW w:w="491" w:type="dxa"/>
+            <w:shd w:val="clear" w:color="auto" w:fill="FAE2D5" w:themeFill="accent2" w:themeFillTint="33"/>
+          </w:tcPr>
+          <w:p/>
+        </w:tc>
+        <w:tc>
+          <w:tcPr>
+            <w:tcW w:w="491" w:type="dxa"/>
+            <w:shd w:val="clear" w:color="auto" w:fill="FAE2D5" w:themeFill="accent2" w:themeFillTint="33"/>
+          </w:tcPr>
+          <w:p/>
+        </w:tc>
+        <w:tc>
+          <w:tcPr>
+            <w:tcW w:w="491" w:type="dxa"/>
+            <w:shd w:val="clear" w:color="auto" w:fill="C1E4F5" w:themeFill="accent1" w:themeFillTint="33"/>
+          </w:tcPr>
+          <w:p/>
+        </w:tc>
+        <w:tc>
+          <w:tcPr>
+            <w:tcW w:w="491" w:type="dxa"/>
+            <w:shd w:val="clear" w:color="auto" w:fill="C1E4F5" w:themeFill="accent1" w:themeFillTint="33"/>
+          </w:tcPr>
+          <w:p/>
+        </w:tc>
+        <w:tc>
+          <w:tcPr>
+            <w:tcW w:w="491" w:type="dxa"/>
+            <w:shd w:val="clear" w:color="auto" w:fill="C1E4F5" w:themeFill="accent1" w:themeFillTint="33"/>
           </w:tcPr>
           <w:p/>
         </w:tc>
@@ -805,191 +1194,577 @@
     </w:tbl>
     <w:p/>
     <w:p>
+      <w:pPr>
+        <w:rPr>
+          <w:b/>
+          <w:bCs/>
+        </w:rPr>
+      </w:pPr>
+      <w:r>
+        <w:rPr>
+          <w:b/>
+          <w:bCs/>
+        </w:rPr>
+        <w:t>Domains</w:t>
+      </w:r>
+    </w:p>
+    <w:p>
       <w:r>
         <w:t>D</w:t>
       </w:r>
       <w:r>
-        <w:t>omains</w:t>
-      </w:r>
-      <w:r>
+        <w:t>(</w:t>
+      </w:r>
+      <w:proofErr w:type="spellStart"/>
+      <w:r>
+        <w:t>X</w:t>
+      </w:r>
+      <w:r>
+        <w:rPr>
+          <w:vertAlign w:val="subscript"/>
+        </w:rPr>
+        <w:t>c,r</w:t>
+      </w:r>
+      <w:proofErr w:type="spellEnd"/>
+      <w:r>
+        <w:t>)</w:t>
+      </w:r>
+      <w:r>
+        <w:t xml:space="preserve"> </w:t>
+      </w:r>
+      <w:r>
+        <w:t>=</w:t>
+      </w:r>
+      <w:r>
+        <w:t xml:space="preserve"> </w:t>
+      </w:r>
+      <w:r>
+        <w:t>{</w:t>
+      </w:r>
+      <w:r>
+        <w:t>1</w:t>
+      </w:r>
+      <w:r>
+        <w:t>,</w:t>
+      </w:r>
+      <w:r>
+        <w:t xml:space="preserve"> 2, 3, 4, 5, 6, 7, 8</w:t>
+      </w:r>
+      <w:r>
+        <w:t>,</w:t>
+      </w:r>
+      <w:r>
+        <w:t xml:space="preserve"> </w:t>
+      </w:r>
+      <w:r>
+        <w:t>9</w:t>
+      </w:r>
+      <w:r>
+        <w:t>}</w:t>
+      </w:r>
+    </w:p>
+    <w:p>
+      <w:r>
+        <w:t>This means that each empty cell can contain any digit from 1 to 9, provided it satisfies the constraints.</w:t>
+      </w:r>
+      <w:r>
+        <w:t xml:space="preserve"> </w:t>
+      </w:r>
+      <w:r>
+        <w:t>If a cell already contains a number given by the puzzle, its domain contains only that</w:t>
+      </w:r>
+      <w:r>
+        <w:t xml:space="preserve"> </w:t>
+      </w:r>
+      <w:r>
+        <w:t>number.</w:t>
+      </w:r>
+    </w:p>
+    <w:p>
+      <w:r>
+        <w:t xml:space="preserve">For example, if </w:t>
+      </w:r>
+      <w:r>
+        <w:t>D(X</w:t>
+      </w:r>
+      <w:r>
+        <w:rPr>
+          <w:vertAlign w:val="subscript"/>
+        </w:rPr>
+        <w:t>0,0</w:t>
+      </w:r>
+      <w:r>
+        <w:t xml:space="preserve">) </w:t>
+      </w:r>
+      <w:r>
+        <w:t>is initially 5:</w:t>
+      </w:r>
+    </w:p>
+    <w:p>
+      <w:r>
+        <w:t>D(X</w:t>
+      </w:r>
+      <w:r>
+        <w:rPr>
+          <w:vertAlign w:val="subscript"/>
+        </w:rPr>
+        <w:t>0</w:t>
+      </w:r>
+      <w:r>
+        <w:rPr>
+          <w:vertAlign w:val="subscript"/>
+        </w:rPr>
+        <w:t>,</w:t>
+      </w:r>
+      <w:r>
+        <w:rPr>
+          <w:vertAlign w:val="subscript"/>
+        </w:rPr>
+        <w:t>0</w:t>
+      </w:r>
+      <w:r>
+        <w:t>)</w:t>
+      </w:r>
+      <w:r>
+        <w:t xml:space="preserve"> = {5}</w:t>
+      </w:r>
+    </w:p>
+    <w:p>
+      <w:r>
+        <w:t>C</w:t>
+      </w:r>
+      <w:r>
+        <w:t>ons</w:t>
+      </w:r>
+      <w:r>
+        <w:t xml:space="preserve">traints: </w:t>
+      </w:r>
+    </w:p>
+    <w:p>
+      <w:pPr>
+        <w:pStyle w:val="ListParagraph"/>
+        <w:numPr>
+          <w:ilvl w:val="0"/>
+          <w:numId w:val="2"/>
+        </w:numPr>
+      </w:pPr>
+      <w:r>
+        <w:t>Every row must contain the digits 1</w:t>
+      </w:r>
+      <w:r>
+        <w:t xml:space="preserve"> to </w:t>
+      </w:r>
+      <w:r>
+        <w:t>9 without repetition.</w:t>
+      </w:r>
+    </w:p>
+    <w:p>
+      <w:pPr>
+        <w:pStyle w:val="ListParagraph"/>
+        <w:numPr>
+          <w:ilvl w:val="0"/>
+          <w:numId w:val="2"/>
+        </w:numPr>
+      </w:pPr>
+      <w:r>
+        <w:lastRenderedPageBreak/>
+        <w:t>Every column must contain the digits 1</w:t>
+      </w:r>
+      <w:r>
+        <w:t xml:space="preserve"> to </w:t>
+      </w:r>
+      <w:r>
+        <w:t>9 without repetition.</w:t>
+      </w:r>
+    </w:p>
+    <w:p>
+      <w:pPr>
+        <w:pStyle w:val="ListParagraph"/>
+        <w:numPr>
+          <w:ilvl w:val="0"/>
+          <w:numId w:val="2"/>
+        </w:numPr>
+      </w:pPr>
+      <w:r>
+        <w:t>Each 3</w:t>
+      </w:r>
+      <w:r>
+        <w:t>x</w:t>
+      </w:r>
+      <w:r>
+        <w:t xml:space="preserve">3 </w:t>
+      </w:r>
+      <w:r>
+        <w:t>sub grid</w:t>
+      </w:r>
+      <w:r>
+        <w:t xml:space="preserve"> must contain the digits 1</w:t>
+      </w:r>
+      <w:r>
+        <w:t xml:space="preserve"> to </w:t>
+      </w:r>
+      <w:r>
+        <w:t>9 without repetition.</w:t>
+      </w:r>
+    </w:p>
+    <w:p>
+      <w:pPr>
+        <w:rPr>
+          <w:b/>
+          <w:bCs/>
+        </w:rPr>
+      </w:pPr>
+      <w:r>
+        <w:rPr>
+          <w:b/>
+          <w:bCs/>
+        </w:rPr>
+        <w:t>Worst-</w:t>
+      </w:r>
+      <w:r>
+        <w:rPr>
+          <w:b/>
+          <w:bCs/>
+        </w:rPr>
+        <w:t>c</w:t>
+      </w:r>
+      <w:r>
+        <w:rPr>
+          <w:b/>
+          <w:bCs/>
+        </w:rPr>
+        <w:t xml:space="preserve">ase </w:t>
+      </w:r>
+      <w:r>
+        <w:rPr>
+          <w:b/>
+          <w:bCs/>
+        </w:rPr>
+        <w:t>t</w:t>
+      </w:r>
+      <w:r>
+        <w:rPr>
+          <w:b/>
+          <w:bCs/>
+        </w:rPr>
+        <w:t xml:space="preserve">ime </w:t>
+      </w:r>
+      <w:r>
+        <w:rPr>
+          <w:b/>
+          <w:bCs/>
+        </w:rPr>
+        <w:t>c</w:t>
+      </w:r>
+      <w:r>
+        <w:rPr>
+          <w:b/>
+          <w:bCs/>
+        </w:rPr>
+        <w:t xml:space="preserve">omplexity and </w:t>
+      </w:r>
+      <w:r>
+        <w:rPr>
+          <w:b/>
+          <w:bCs/>
+        </w:rPr>
+        <w:t>e</w:t>
+      </w:r>
+      <w:r>
+        <w:rPr>
+          <w:b/>
+          <w:bCs/>
+        </w:rPr>
+        <w:t xml:space="preserve">ffect of </w:t>
+      </w:r>
+      <w:r>
+        <w:rPr>
+          <w:b/>
+          <w:bCs/>
+        </w:rPr>
+        <w:t>b</w:t>
+      </w:r>
+      <w:r>
+        <w:rPr>
+          <w:b/>
+          <w:bCs/>
+        </w:rPr>
+        <w:t xml:space="preserve">acktracking on the </w:t>
+      </w:r>
+      <w:r>
+        <w:rPr>
+          <w:b/>
+          <w:bCs/>
+        </w:rPr>
+        <w:t>s</w:t>
+      </w:r>
+      <w:r>
+        <w:rPr>
+          <w:b/>
+          <w:bCs/>
+        </w:rPr>
+        <w:t xml:space="preserve">earch </w:t>
+      </w:r>
+      <w:r>
+        <w:rPr>
+          <w:b/>
+          <w:bCs/>
+        </w:rPr>
+        <w:t>s</w:t>
+      </w:r>
+      <w:r>
+        <w:rPr>
+          <w:b/>
+          <w:bCs/>
+        </w:rPr>
+        <w:t>pace</w:t>
+      </w:r>
+    </w:p>
+    <w:p>
+      <w:r>
+        <w:t>The worst</w:t>
+      </w:r>
+      <w:r>
+        <w:t>-</w:t>
+      </w:r>
+      <w:r>
+        <w:t xml:space="preserve">case time complexity of brute-force search is </w:t>
+      </w:r>
+      <w:r>
+        <w:t>O(</w:t>
+      </w:r>
+      <w:r>
+        <w:t>9</w:t>
+      </w:r>
+      <w:r>
+        <w:rPr>
+          <w:vertAlign w:val="superscript"/>
+        </w:rPr>
+        <w:t>m</w:t>
+      </w:r>
+      <w:r>
+        <w:t>)</w:t>
+      </w:r>
+      <w:r>
+        <w:t xml:space="preserve">, </w:t>
+      </w:r>
+      <w:r>
+        <w:t xml:space="preserve">where </w:t>
+      </w:r>
+      <w:r>
+        <w:t xml:space="preserve">m </w:t>
+      </w:r>
+      <w:r>
+        <w:t xml:space="preserve">represents the number of empty cells in the Sudoku grid. This is because each empty cell can contain one of nine possible digits. For a completely empty Sudoku grid containing 81 cells, the worst-case time complexity is </w:t>
+      </w:r>
+      <w:r>
+        <w:t>O(</w:t>
+      </w:r>
+      <w:r>
+        <w:t>9</w:t>
+      </w:r>
+      <w:r>
+        <w:rPr>
+          <w:vertAlign w:val="superscript"/>
+        </w:rPr>
+        <w:t>81</w:t>
+      </w:r>
+      <w:r>
+        <w:t>)</w:t>
+      </w:r>
+      <w:r>
+        <w:t>.</w:t>
+      </w:r>
+    </w:p>
+    <w:p>
+      <w:r>
+        <w:t xml:space="preserve">Backtracking also has a worst-case time complexity of </w:t>
+      </w:r>
+      <w:r>
+        <w:t>O(</w:t>
+      </w:r>
+      <w:r>
+        <w:t>9</w:t>
+      </w:r>
+      <w:r>
+        <w:rPr>
+          <w:vertAlign w:val="superscript"/>
+        </w:rPr>
+        <w:t>m</w:t>
+      </w:r>
+      <w:r>
+        <w:t>)</w:t>
+      </w:r>
+      <w:r>
+        <w:t xml:space="preserve">. </w:t>
+      </w:r>
+      <w:r>
+        <w:t>However, the main difference between the two approaches is how much of the search space they explore.</w:t>
+      </w:r>
+    </w:p>
+    <w:p>
+      <w:r>
+        <w:t>Brute-force search considers all possible combinations of values before checking whether they form a valid solution. In contrast, backtracking checks whether each assigned value satisfies the Sudoku constraints before continuing. If a value violates a constraint, it is immediately rejected, preventing the algorithm from exploring further combinations based on that invalid assignment. This process is known as pruning.</w:t>
+      </w:r>
+    </w:p>
+    <w:p/>
+    <w:p>
+      <w:r>
+        <w:t>For example, a Sudoku cell initially has nine possible values:</w:t>
+      </w:r>
+      <w:r>
+        <w:br/>
+        <w:t>{1,2,3,4,5,6,7,8,9}</w:t>
+      </w:r>
+    </w:p>
+    <w:p>
+      <w:r>
+        <w:t>If the cell's row already contains 1, 2 and 3, its column contains 4 and 5, and its 3</w:t>
+      </w:r>
+      <w:r>
+        <w:t>x</w:t>
+      </w:r>
+      <w:r>
+        <w:t xml:space="preserve">3 </w:t>
+      </w:r>
+      <w:r>
+        <w:t>sub grid</w:t>
+      </w:r>
+      <w:r>
+        <w:t xml:space="preserve"> contains 6 and 7, the remaining valid values are:</w:t>
+      </w:r>
+      <w:r>
+        <w:br/>
+        <w:t>{8,9}</w:t>
+      </w:r>
+    </w:p>
+    <w:p>
+      <w:r>
+        <w:t>In this situation, backtracking only needs to consider two possible values instead of nine. If an assigned value eventually leads to a contradiction, the algorithm returns to a previous cell and attempts a different value.</w:t>
+      </w:r>
+    </w:p>
+    <w:p>
+      <w:r>
+        <w:t xml:space="preserve">By pruning invalid branches early, backtracking reduces the number of combinations explored and therefore improves practical efficiency compared to brute-force search. However, despite this reduction in the search space, its worst-case time complexity remains exponential </w:t>
+      </w:r>
+      <w:r>
+        <w:t xml:space="preserve">at </w:t>
+      </w:r>
+      <w:r>
+        <w:t>O(</w:t>
+      </w:r>
+      <w:r>
+        <w:t>9</w:t>
+      </w:r>
+      <w:r>
+        <w:rPr>
+          <w:vertAlign w:val="superscript"/>
+        </w:rPr>
+        <w:t>m</w:t>
+      </w:r>
+      <w:r>
+        <w:t>).</w:t>
+      </w:r>
+    </w:p>
+    <w:p/>
+    <w:p/>
+    <w:p>
+      <w:pPr>
+        <w:rPr>
+          <w:sz w:val="32"/>
+          <w:szCs w:val="32"/>
+        </w:rPr>
+      </w:pPr>
+      <w:r>
+        <w:rPr>
+          <w:sz w:val="32"/>
+          <w:szCs w:val="32"/>
+        </w:rPr>
+        <w:t>Part 1</w:t>
+      </w:r>
+      <w:r>
+        <w:rPr>
+          <w:sz w:val="32"/>
+          <w:szCs w:val="32"/>
+        </w:rPr>
+        <w:t>B</w:t>
+      </w:r>
+      <w:r>
+        <w:rPr>
+          <w:sz w:val="32"/>
+          <w:szCs w:val="32"/>
+        </w:rPr>
         <w:t>:</w:t>
       </w:r>
     </w:p>
     <w:p>
-      <w:r>
-        <w:t>D</w:t>
-      </w:r>
-      <w:r>
-        <w:t>(</w:t>
-      </w:r>
-      <w:r>
-        <w:t>S</w:t>
-      </w:r>
-      <w:r>
-        <w:t>)</w:t>
-      </w:r>
-      <w:r>
-        <w:t xml:space="preserve"> </w:t>
-      </w:r>
-      <w:r>
-        <w:t>=</w:t>
-      </w:r>
-      <w:r>
-        <w:t xml:space="preserve"> </w:t>
-      </w:r>
-      <w:r>
-        <w:t>{</w:t>
-      </w:r>
-      <w:proofErr w:type="gramStart"/>
-      <w:r>
-        <w:t>1</w:t>
-      </w:r>
-      <w:r>
-        <w:t>,</w:t>
-      </w:r>
-      <w:r>
-        <w:t>…</w:t>
-      </w:r>
-      <w:proofErr w:type="gramEnd"/>
-      <w:r>
-        <w:t>,</w:t>
-      </w:r>
-      <w:r>
-        <w:t>9</w:t>
-      </w:r>
-      <w:r>
-        <w:t>}</w:t>
-      </w:r>
-    </w:p>
-    <w:p/>
-    <w:p>
-      <w:r>
-        <w:t>C</w:t>
-      </w:r>
-      <w:r>
-        <w:t>ons</w:t>
-      </w:r>
-      <w:r>
-        <w:t xml:space="preserve">traints: </w:t>
-      </w:r>
-    </w:p>
-    <w:p>
-      <w:r>
-        <w:t>All values in a certain column (e.g. column 0) cannot be equal.</w:t>
-      </w:r>
-    </w:p>
-    <w:p>
-      <w:r>
-        <w:t>All values in a certain row (e.g. row 0) cannot be equal.</w:t>
-      </w:r>
-    </w:p>
-    <w:p>
-      <w:r>
-        <w:t>In the sub 3 x 3 boxes,</w:t>
-      </w:r>
-      <w:r>
-        <w:t xml:space="preserve"> </w:t>
-      </w:r>
-      <w:r>
-        <w:t xml:space="preserve">all values in the square </w:t>
-      </w:r>
-      <w:proofErr w:type="gramStart"/>
-      <w:r>
-        <w:t>have to</w:t>
-      </w:r>
-      <w:proofErr w:type="gramEnd"/>
-      <w:r>
-        <w:t xml:space="preserve"> be distinct (they cannot be equal).</w:t>
-      </w:r>
-    </w:p>
-    <w:p/>
-    <w:p>
-      <w:r>
-        <w:t>worst-case time complexity</w:t>
-      </w:r>
-      <w:r>
+      <w:pPr>
+        <w:rPr>
+          <w:sz w:val="32"/>
+          <w:szCs w:val="32"/>
+        </w:rPr>
+      </w:pPr>
+    </w:p>
+    <w:p>
+      <w:pPr>
+        <w:rPr>
+          <w:sz w:val="32"/>
+          <w:szCs w:val="32"/>
+        </w:rPr>
+      </w:pPr>
+      <w:r>
+        <w:rPr>
+          <w:sz w:val="32"/>
+          <w:szCs w:val="32"/>
+        </w:rPr>
+        <w:t xml:space="preserve">Part </w:t>
+      </w:r>
+      <w:r>
+        <w:rPr>
+          <w:sz w:val="32"/>
+          <w:szCs w:val="32"/>
+        </w:rPr>
+        <w:t>2A+B</w:t>
+      </w:r>
+      <w:r>
+        <w:rPr>
+          <w:sz w:val="32"/>
+          <w:szCs w:val="32"/>
+        </w:rPr>
         <w:t>:</w:t>
       </w:r>
     </w:p>
     <w:p>
-      <w:r>
-        <w:t>brute-force searc</w:t>
-      </w:r>
-      <w:r>
-        <w:t xml:space="preserve">h would be </w:t>
-      </w:r>
-      <w:proofErr w:type="gramStart"/>
-      <w:r>
-        <w:t>O(</w:t>
-      </w:r>
-      <w:proofErr w:type="gramEnd"/>
-      <w:r>
-        <w:t>9</w:t>
-      </w:r>
-      <w:proofErr w:type="gramStart"/>
-      <w:r>
-        <w:t>^{</w:t>
-      </w:r>
-      <w:proofErr w:type="gramEnd"/>
-      <w:r>
-        <w:t>81}</w:t>
-      </w:r>
-      <w:r>
-        <w:t>)</w:t>
-      </w:r>
-    </w:p>
-    <w:p>
-      <w:r>
-        <w:t>brute-force searc</w:t>
-      </w:r>
-      <w:r>
-        <w:t>h</w:t>
-      </w:r>
-      <w:r>
-        <w:t xml:space="preserve"> with backtracking would be </w:t>
-      </w:r>
-      <w:proofErr w:type="gramStart"/>
-      <w:r>
-        <w:t>O(</w:t>
-      </w:r>
-      <w:proofErr w:type="spellStart"/>
-      <w:proofErr w:type="gramEnd"/>
-      <w:r>
-        <w:t>Nlog</w:t>
-      </w:r>
-      <w:proofErr w:type="spellEnd"/>
-      <w:r>
-        <w:t xml:space="preserve"> N)</w:t>
-      </w:r>
-    </w:p>
-    <w:p/>
-    <w:p>
-      <w:r>
-        <w:t xml:space="preserve">talk about </w:t>
-      </w:r>
-      <w:r>
-        <w:t>brute force</w:t>
-      </w:r>
-      <w:r>
-        <w:t xml:space="preserve"> </w:t>
-      </w:r>
-      <w:r>
-        <w:t>+</w:t>
-      </w:r>
-      <w:r>
-        <w:t xml:space="preserve"> </w:t>
-      </w:r>
-      <w:r>
-        <w:t xml:space="preserve">backtrack and effect on </w:t>
-      </w:r>
-      <w:r>
-        <w:t>search space</w:t>
-      </w:r>
-      <w:r>
-        <w:t xml:space="preserve"> that is explored:</w:t>
-      </w:r>
-    </w:p>
-    <w:p/>
+      <w:pPr>
+        <w:rPr>
+          <w:sz w:val="32"/>
+          <w:szCs w:val="32"/>
+        </w:rPr>
+      </w:pPr>
+    </w:p>
+    <w:p>
+      <w:r>
+        <w:rPr>
+          <w:sz w:val="32"/>
+          <w:szCs w:val="32"/>
+        </w:rPr>
+        <w:t xml:space="preserve">Part </w:t>
+      </w:r>
+      <w:r>
+        <w:rPr>
+          <w:sz w:val="32"/>
+          <w:szCs w:val="32"/>
+        </w:rPr>
+        <w:t>2C</w:t>
+      </w:r>
+      <w:r>
+        <w:rPr>
+          <w:sz w:val="32"/>
+          <w:szCs w:val="32"/>
+        </w:rPr>
+        <w:t>:</w:t>
+      </w:r>
+    </w:p>
     <w:sectPr>
       <w:pgSz w:w="11906" w:h="16838"/>
       <w:pgMar w:top="1440" w:right="1440" w:bottom="1440" w:left="1440" w:header="708" w:footer="708" w:gutter="0"/>
@@ -1001,7 +1776,276 @@
 </file>
 
 <file path=word/numbering.xml><?xml version="1.0" encoding="utf-8"?>
-<w:numbering xmlns:wpc="http://schemas.microsoft.com/office/word/2010/wordprocessingCanvas" xmlns:cx="http://schemas.microsoft.com/office/drawing/2014/chartex" xmlns:cx1="http://schemas.microsoft.com/office/drawing/2015/9/8/chartex" xmlns:cx2="http://schemas.microsoft.com/office/drawing/2015/10/21/chartex" xmlns:cx3="http://schemas.microsoft.com/office/drawing/2016/5/9/chartex" xmlns:cx4="http://schemas.microsoft.com/office/drawing/2016/5/10/chartex" xmlns:cx5="http://schemas.microsoft.com/office/drawing/2016/5/11/chartex" xmlns:cx6="http://schemas.microsoft.com/office/drawing/2016/5/12/chartex" xmlns:cx7="http://schemas.microsoft.com/office/drawing/2016/5/13/chartex" xmlns:cx8="http://schemas.microsoft.com/office/drawing/2016/5/14/chartex" xmlns:mc="http://schemas.openxmlformats.org/markup-compatibility/2006" xmlns:aink="http://schemas.microsoft.com/office/drawing/2016/ink" xmlns:am3d="http://schemas.microsoft.com/office/drawing/2017/model3d" xmlns:o="urn:schemas-microsoft-com:office:office" xmlns:oel="http://schemas.microsoft.com/office/2019/extlst" xmlns:r="http://schemas.openxmlformats.org/officeDocument/2006/relationships" xmlns:m="http://schemas.openxmlformats.org/officeDocument/2006/math" xmlns:v="urn:schemas-microsoft-com:vml" xmlns:wp14="http://schemas.microsoft.com/office/word/2010/wordprocessingDrawing" xmlns:wp="http://schemas.openxmlformats.org/drawingml/2006/wordprocessingDrawing" xmlns:w10="urn:schemas-microsoft-com:office:word" xmlns:w="http://schemas.openxmlformats.org/wordprocessingml/2006/main" xmlns:w14="http://schemas.microsoft.com/office/word/2010/wordml" xmlns:w15="http://schemas.microsoft.com/office/word/2012/wordml" xmlns:w16cex="http://schemas.microsoft.com/office/word/2018/wordml/cex" xmlns:w16cid="http://schemas.microsoft.com/office/word/2016/wordml/cid" xmlns:w16="http://schemas.microsoft.com/office/word/2018/wordml" xmlns:w16du="http://schemas.microsoft.com/office/word/2023/wordml/word16du" xmlns:w16sdtdh="http://schemas.microsoft.com/office/word/2020/wordml/sdtdatahash" xmlns:w16sdtfl="http://schemas.microsoft.com/office/word/2024/wordml/sdtformatlock" xmlns:w16se="http://schemas.microsoft.com/office/word/2015/wordml/symex" xmlns:wpg="http://schemas.microsoft.com/office/word/2010/wordprocessingGroup" xmlns:wpi="http://schemas.microsoft.com/office/word/2010/wordprocessingInk" xmlns:wne="http://schemas.microsoft.com/office/word/2006/wordml" xmlns:wps="http://schemas.microsoft.com/office/word/2010/wordprocessingShape" mc:Ignorable="w14 w15 w16se w16cid w16 w16cex w16sdtdh w16sdtfl w16du wp14"/>
+<w:numbering xmlns:wpc="http://schemas.microsoft.com/office/word/2010/wordprocessingCanvas" xmlns:cx="http://schemas.microsoft.com/office/drawing/2014/chartex" xmlns:cx1="http://schemas.microsoft.com/office/drawing/2015/9/8/chartex" xmlns:cx2="http://schemas.microsoft.com/office/drawing/2015/10/21/chartex" xmlns:cx3="http://schemas.microsoft.com/office/drawing/2016/5/9/chartex" xmlns:cx4="http://schemas.microsoft.com/office/drawing/2016/5/10/chartex" xmlns:cx5="http://schemas.microsoft.com/office/drawing/2016/5/11/chartex" xmlns:cx6="http://schemas.microsoft.com/office/drawing/2016/5/12/chartex" xmlns:cx7="http://schemas.microsoft.com/office/drawing/2016/5/13/chartex" xmlns:cx8="http://schemas.microsoft.com/office/drawing/2016/5/14/chartex" xmlns:mc="http://schemas.openxmlformats.org/markup-compatibility/2006" xmlns:aink="http://schemas.microsoft.com/office/drawing/2016/ink" xmlns:am3d="http://schemas.microsoft.com/office/drawing/2017/model3d" xmlns:o="urn:schemas-microsoft-com:office:office" xmlns:oel="http://schemas.microsoft.com/office/2019/extlst" xmlns:r="http://schemas.openxmlformats.org/officeDocument/2006/relationships" xmlns:m="http://schemas.openxmlformats.org/officeDocument/2006/math" xmlns:v="urn:schemas-microsoft-com:vml" xmlns:wp14="http://schemas.microsoft.com/office/word/2010/wordprocessingDrawing" xmlns:wp="http://schemas.openxmlformats.org/drawingml/2006/wordprocessingDrawing" xmlns:w10="urn:schemas-microsoft-com:office:word" xmlns:w="http://schemas.openxmlformats.org/wordprocessingml/2006/main" xmlns:w14="http://schemas.microsoft.com/office/word/2010/wordml" xmlns:w15="http://schemas.microsoft.com/office/word/2012/wordml" xmlns:w16cex="http://schemas.microsoft.com/office/word/2018/wordml/cex" xmlns:w16cid="http://schemas.microsoft.com/office/word/2016/wordml/cid" xmlns:w16="http://schemas.microsoft.com/office/word/2018/wordml" xmlns:w16du="http://schemas.microsoft.com/office/word/2023/wordml/word16du" xmlns:w16sdtdh="http://schemas.microsoft.com/office/word/2020/wordml/sdtdatahash" xmlns:w16sdtfl="http://schemas.microsoft.com/office/word/2024/wordml/sdtformatlock" xmlns:w16se="http://schemas.microsoft.com/office/word/2015/wordml/symex" xmlns:wpg="http://schemas.microsoft.com/office/word/2010/wordprocessingGroup" xmlns:wpi="http://schemas.microsoft.com/office/word/2010/wordprocessingInk" xmlns:wne="http://schemas.microsoft.com/office/word/2006/wordml" xmlns:wps="http://schemas.microsoft.com/office/word/2010/wordprocessingShape" mc:Ignorable="w14 w15 w16se w16cid w16 w16cex w16sdtdh w16sdtfl w16du wp14">
+  <w:abstractNum w:abstractNumId="0" w15:restartNumberingAfterBreak="0">
+    <w:nsid w:val="2D8341ED"/>
+    <w:multiLevelType w:val="multilevel"/>
+    <w:tmpl w:val="B464152A"/>
+    <w:lvl w:ilvl="0">
+      <w:start w:val="1"/>
+      <w:numFmt w:val="bullet"/>
+      <w:lvlText w:val=""/>
+      <w:lvlJc w:val="left"/>
+      <w:pPr>
+        <w:tabs>
+          <w:tab w:val="num" w:pos="720"/>
+        </w:tabs>
+        <w:ind w:left="720" w:hanging="360"/>
+      </w:pPr>
+      <w:rPr>
+        <w:rFonts w:ascii="Symbol" w:hAnsi="Symbol" w:hint="default"/>
+        <w:sz w:val="20"/>
+      </w:rPr>
+    </w:lvl>
+    <w:lvl w:ilvl="1" w:tentative="1">
+      <w:start w:val="1"/>
+      <w:numFmt w:val="bullet"/>
+      <w:lvlText w:val="o"/>
+      <w:lvlJc w:val="left"/>
+      <w:pPr>
+        <w:tabs>
+          <w:tab w:val="num" w:pos="1440"/>
+        </w:tabs>
+        <w:ind w:left="1440" w:hanging="360"/>
+      </w:pPr>
+      <w:rPr>
+        <w:rFonts w:ascii="Courier New" w:hAnsi="Courier New" w:hint="default"/>
+        <w:sz w:val="20"/>
+      </w:rPr>
+    </w:lvl>
+    <w:lvl w:ilvl="2" w:tentative="1">
+      <w:start w:val="1"/>
+      <w:numFmt w:val="bullet"/>
+      <w:lvlText w:val=""/>
+      <w:lvlJc w:val="left"/>
+      <w:pPr>
+        <w:tabs>
+          <w:tab w:val="num" w:pos="2160"/>
+        </w:tabs>
+        <w:ind w:left="2160" w:hanging="360"/>
+      </w:pPr>
+      <w:rPr>
+        <w:rFonts w:ascii="Wingdings" w:hAnsi="Wingdings" w:hint="default"/>
+        <w:sz w:val="20"/>
+      </w:rPr>
+    </w:lvl>
+    <w:lvl w:ilvl="3" w:tentative="1">
+      <w:start w:val="1"/>
+      <w:numFmt w:val="bullet"/>
+      <w:lvlText w:val=""/>
+      <w:lvlJc w:val="left"/>
+      <w:pPr>
+        <w:tabs>
+          <w:tab w:val="num" w:pos="2880"/>
+        </w:tabs>
+        <w:ind w:left="2880" w:hanging="360"/>
+      </w:pPr>
+      <w:rPr>
+        <w:rFonts w:ascii="Wingdings" w:hAnsi="Wingdings" w:hint="default"/>
+        <w:sz w:val="20"/>
+      </w:rPr>
+    </w:lvl>
+    <w:lvl w:ilvl="4" w:tentative="1">
+      <w:start w:val="1"/>
+      <w:numFmt w:val="bullet"/>
+      <w:lvlText w:val=""/>
+      <w:lvlJc w:val="left"/>
+      <w:pPr>
+        <w:tabs>
+          <w:tab w:val="num" w:pos="3600"/>
+        </w:tabs>
+        <w:ind w:left="3600" w:hanging="360"/>
+      </w:pPr>
+      <w:rPr>
+        <w:rFonts w:ascii="Wingdings" w:hAnsi="Wingdings" w:hint="default"/>
+        <w:sz w:val="20"/>
+      </w:rPr>
+    </w:lvl>
+    <w:lvl w:ilvl="5" w:tentative="1">
+      <w:start w:val="1"/>
+      <w:numFmt w:val="bullet"/>
+      <w:lvlText w:val=""/>
+      <w:lvlJc w:val="left"/>
+      <w:pPr>
+        <w:tabs>
+          <w:tab w:val="num" w:pos="4320"/>
+        </w:tabs>
+        <w:ind w:left="4320" w:hanging="360"/>
+      </w:pPr>
+      <w:rPr>
+        <w:rFonts w:ascii="Wingdings" w:hAnsi="Wingdings" w:hint="default"/>
+        <w:sz w:val="20"/>
+      </w:rPr>
+    </w:lvl>
+    <w:lvl w:ilvl="6" w:tentative="1">
+      <w:start w:val="1"/>
+      <w:numFmt w:val="bullet"/>
+      <w:lvlText w:val=""/>
+      <w:lvlJc w:val="left"/>
+      <w:pPr>
+        <w:tabs>
+          <w:tab w:val="num" w:pos="5040"/>
+        </w:tabs>
+        <w:ind w:left="5040" w:hanging="360"/>
+      </w:pPr>
+      <w:rPr>
+        <w:rFonts w:ascii="Wingdings" w:hAnsi="Wingdings" w:hint="default"/>
+        <w:sz w:val="20"/>
+      </w:rPr>
+    </w:lvl>
+    <w:lvl w:ilvl="7" w:tentative="1">
+      <w:start w:val="1"/>
+      <w:numFmt w:val="bullet"/>
+      <w:lvlText w:val=""/>
+      <w:lvlJc w:val="left"/>
+      <w:pPr>
+        <w:tabs>
+          <w:tab w:val="num" w:pos="5760"/>
+        </w:tabs>
+        <w:ind w:left="5760" w:hanging="360"/>
+      </w:pPr>
+      <w:rPr>
+        <w:rFonts w:ascii="Wingdings" w:hAnsi="Wingdings" w:hint="default"/>
+        <w:sz w:val="20"/>
+      </w:rPr>
+    </w:lvl>
+    <w:lvl w:ilvl="8" w:tentative="1">
+      <w:start w:val="1"/>
+      <w:numFmt w:val="bullet"/>
+      <w:lvlText w:val=""/>
+      <w:lvlJc w:val="left"/>
+      <w:pPr>
+        <w:tabs>
+          <w:tab w:val="num" w:pos="6480"/>
+        </w:tabs>
+        <w:ind w:left="6480" w:hanging="360"/>
+      </w:pPr>
+      <w:rPr>
+        <w:rFonts w:ascii="Wingdings" w:hAnsi="Wingdings" w:hint="default"/>
+        <w:sz w:val="20"/>
+      </w:rPr>
+    </w:lvl>
+  </w:abstractNum>
+  <w:abstractNum w:abstractNumId="1" w15:restartNumberingAfterBreak="0">
+    <w:nsid w:val="73317C73"/>
+    <w:multiLevelType w:val="hybridMultilevel"/>
+    <w:tmpl w:val="38C66C40"/>
+    <w:lvl w:ilvl="0" w:tplc="08090001">
+      <w:start w:val="1"/>
+      <w:numFmt w:val="bullet"/>
+      <w:lvlText w:val=""/>
+      <w:lvlJc w:val="left"/>
+      <w:pPr>
+        <w:ind w:left="720" w:hanging="360"/>
+      </w:pPr>
+      <w:rPr>
+        <w:rFonts w:ascii="Symbol" w:hAnsi="Symbol" w:hint="default"/>
+      </w:rPr>
+    </w:lvl>
+    <w:lvl w:ilvl="1" w:tplc="08090003" w:tentative="1">
+      <w:start w:val="1"/>
+      <w:numFmt w:val="bullet"/>
+      <w:lvlText w:val="o"/>
+      <w:lvlJc w:val="left"/>
+      <w:pPr>
+        <w:ind w:left="1440" w:hanging="360"/>
+      </w:pPr>
+      <w:rPr>
+        <w:rFonts w:ascii="Courier New" w:hAnsi="Courier New" w:cs="Courier New" w:hint="default"/>
+      </w:rPr>
+    </w:lvl>
+    <w:lvl w:ilvl="2" w:tplc="08090005" w:tentative="1">
+      <w:start w:val="1"/>
+      <w:numFmt w:val="bullet"/>
+      <w:lvlText w:val=""/>
+      <w:lvlJc w:val="left"/>
+      <w:pPr>
+        <w:ind w:left="2160" w:hanging="360"/>
+      </w:pPr>
+      <w:rPr>
+        <w:rFonts w:ascii="Wingdings" w:hAnsi="Wingdings" w:hint="default"/>
+      </w:rPr>
+    </w:lvl>
+    <w:lvl w:ilvl="3" w:tplc="08090001" w:tentative="1">
+      <w:start w:val="1"/>
+      <w:numFmt w:val="bullet"/>
+      <w:lvlText w:val=""/>
+      <w:lvlJc w:val="left"/>
+      <w:pPr>
+        <w:ind w:left="2880" w:hanging="360"/>
+      </w:pPr>
+      <w:rPr>
+        <w:rFonts w:ascii="Symbol" w:hAnsi="Symbol" w:hint="default"/>
+      </w:rPr>
+    </w:lvl>
+    <w:lvl w:ilvl="4" w:tplc="08090003" w:tentative="1">
+      <w:start w:val="1"/>
+      <w:numFmt w:val="bullet"/>
+      <w:lvlText w:val="o"/>
+      <w:lvlJc w:val="left"/>
+      <w:pPr>
+        <w:ind w:left="3600" w:hanging="360"/>
+      </w:pPr>
+      <w:rPr>
+        <w:rFonts w:ascii="Courier New" w:hAnsi="Courier New" w:cs="Courier New" w:hint="default"/>
+      </w:rPr>
+    </w:lvl>
+    <w:lvl w:ilvl="5" w:tplc="08090005" w:tentative="1">
+      <w:start w:val="1"/>
+      <w:numFmt w:val="bullet"/>
+      <w:lvlText w:val=""/>
+      <w:lvlJc w:val="left"/>
+      <w:pPr>
+        <w:ind w:left="4320" w:hanging="360"/>
+      </w:pPr>
+      <w:rPr>
+        <w:rFonts w:ascii="Wingdings" w:hAnsi="Wingdings" w:hint="default"/>
+      </w:rPr>
+    </w:lvl>
+    <w:lvl w:ilvl="6" w:tplc="08090001" w:tentative="1">
+      <w:start w:val="1"/>
+      <w:numFmt w:val="bullet"/>
+      <w:lvlText w:val=""/>
+      <w:lvlJc w:val="left"/>
+      <w:pPr>
+        <w:ind w:left="5040" w:hanging="360"/>
+      </w:pPr>
+      <w:rPr>
+        <w:rFonts w:ascii="Symbol" w:hAnsi="Symbol" w:hint="default"/>
+      </w:rPr>
+    </w:lvl>
+    <w:lvl w:ilvl="7" w:tplc="08090003" w:tentative="1">
+      <w:start w:val="1"/>
+      <w:numFmt w:val="bullet"/>
+      <w:lvlText w:val="o"/>
+      <w:lvlJc w:val="left"/>
+      <w:pPr>
+        <w:ind w:left="5760" w:hanging="360"/>
+      </w:pPr>
+      <w:rPr>
+        <w:rFonts w:ascii="Courier New" w:hAnsi="Courier New" w:cs="Courier New" w:hint="default"/>
+      </w:rPr>
+    </w:lvl>
+    <w:lvl w:ilvl="8" w:tplc="08090005" w:tentative="1">
+      <w:start w:val="1"/>
+      <w:numFmt w:val="bullet"/>
+      <w:lvlText w:val=""/>
+      <w:lvlJc w:val="left"/>
+      <w:pPr>
+        <w:ind w:left="6480" w:hanging="360"/>
+      </w:pPr>
+      <w:rPr>
+        <w:rFonts w:ascii="Wingdings" w:hAnsi="Wingdings" w:hint="default"/>
+      </w:rPr>
+    </w:lvl>
+  </w:abstractNum>
+  <w:num w:numId="1" w16cid:durableId="951664375">
+    <w:abstractNumId w:val="0"/>
+  </w:num>
+  <w:num w:numId="2" w16cid:durableId="1507405959">
+    <w:abstractNumId w:val="1"/>
+  </w:num>
+</w:numbering>
 </file>
 
 <file path=word/styles.xml><?xml version="1.0" encoding="utf-8"?>
@@ -1455,7 +2499,6 @@
     <w:next w:val="Normal"/>
     <w:link w:val="Heading3Char"/>
     <w:uiPriority w:val="9"/>
-    <w:semiHidden/>
     <w:unhideWhenUsed/>
     <w:qFormat/>
     <w:rsid w:val="00736856"/>
@@ -1607,7 +2650,6 @@
   <w:style w:type="character" w:default="1" w:styleId="DefaultParagraphFont">
     <w:name w:val="Default Paragraph Font"/>
     <w:uiPriority w:val="1"/>
-    <w:semiHidden/>
     <w:unhideWhenUsed/>
   </w:style>
   <w:style w:type="table" w:default="1" w:styleId="TableNormal">
@@ -1663,7 +2705,6 @@
     <w:basedOn w:val="DefaultParagraphFont"/>
     <w:link w:val="Heading3"/>
     <w:uiPriority w:val="9"/>
-    <w:semiHidden/>
     <w:rsid w:val="00736856"/>
     <w:rPr>
       <w:rFonts w:eastAsiaTheme="majorEastAsia" w:cstheme="majorBidi"/>
@@ -2259,6 +3300,23 @@
 </file>
 
 <file path=customXml/item1.xml><?xml version="1.0" encoding="utf-8"?>
+<p:properties xmlns:p="http://schemas.microsoft.com/office/2006/metadata/properties" xmlns:xsi="http://www.w3.org/2001/XMLSchema-instance" xmlns:pc="http://schemas.microsoft.com/office/infopath/2007/PartnerControls">
+  <documentManagement>
+    <_activity xmlns="f4da40ec-ac76-4b34-8a57-65ef6a8b8db0" xsi:nil="true"/>
+  </documentManagement>
+</p:properties>
+</file>
+
+<file path=customXml/item2.xml><?xml version="1.0" encoding="utf-8"?>
+<?mso-contentType ?>
+<FormTemplates xmlns="http://schemas.microsoft.com/sharepoint/v3/contenttype/forms">
+  <Display>DocumentLibraryForm</Display>
+  <Edit>DocumentLibraryForm</Edit>
+  <New>DocumentLibraryForm</New>
+</FormTemplates>
+</file>
+
+<file path=customXml/item3.xml><?xml version="1.0" encoding="utf-8"?>
 <ct:contentTypeSchema xmlns:ct="http://schemas.microsoft.com/office/2006/metadata/contentType" xmlns:ma="http://schemas.microsoft.com/office/2006/metadata/properties/metaAttributes" ct:_="" ma:_="" ma:contentTypeName="Document" ma:contentTypeID="0x010100E535E63B477BAB4BB9AB47A71ADE246C" ma:contentTypeVersion="11" ma:contentTypeDescription="Create a new document." ma:contentTypeScope="" ma:versionID="97d5f94e85b02c83e8be3488b429e830">
   <xsd:schema xmlns:xsd="http://www.w3.org/2001/XMLSchema" xmlns:xs="http://www.w3.org/2001/XMLSchema" xmlns:p="http://schemas.microsoft.com/office/2006/metadata/properties" xmlns:ns3="f4da40ec-ac76-4b34-8a57-65ef6a8b8db0" targetNamespace="http://schemas.microsoft.com/office/2006/metadata/properties" ma:root="true" ma:fieldsID="1eded53b36b66a2bafdbe319af620281" ns3:_="">
     <xsd:import namespace="f4da40ec-ac76-4b34-8a57-65ef6a8b8db0"/>
@@ -2446,24 +3504,25 @@
 </ct:contentTypeSchema>
 </file>
 
-<file path=customXml/item2.xml><?xml version="1.0" encoding="utf-8"?>
-<?mso-contentType ?>
-<FormTemplates xmlns="http://schemas.microsoft.com/sharepoint/v3/contenttype/forms">
-  <Display>DocumentLibraryForm</Display>
-  <Edit>DocumentLibraryForm</Edit>
-  <New>DocumentLibraryForm</New>
-</FormTemplates>
+<file path=customXml/itemProps1.xml><?xml version="1.0" encoding="utf-8"?>
+<ds:datastoreItem xmlns:ds="http://schemas.openxmlformats.org/officeDocument/2006/customXml" ds:itemID="{B18D3F7C-8422-4219-8E98-089DF6646F90}">
+  <ds:schemaRefs>
+    <ds:schemaRef ds:uri="http://schemas.microsoft.com/office/2006/metadata/properties"/>
+    <ds:schemaRef ds:uri="http://schemas.microsoft.com/office/infopath/2007/PartnerControls"/>
+    <ds:schemaRef ds:uri="f4da40ec-ac76-4b34-8a57-65ef6a8b8db0"/>
+  </ds:schemaRefs>
+</ds:datastoreItem>
 </file>
 
-<file path=customXml/item3.xml><?xml version="1.0" encoding="utf-8"?>
-<p:properties xmlns:p="http://schemas.microsoft.com/office/2006/metadata/properties" xmlns:xsi="http://www.w3.org/2001/XMLSchema-instance" xmlns:pc="http://schemas.microsoft.com/office/infopath/2007/PartnerControls">
-  <documentManagement>
-    <_activity xmlns="f4da40ec-ac76-4b34-8a57-65ef6a8b8db0" xsi:nil="true"/>
-  </documentManagement>
-</p:properties>
+<file path=customXml/itemProps2.xml><?xml version="1.0" encoding="utf-8"?>
+<ds:datastoreItem xmlns:ds="http://schemas.openxmlformats.org/officeDocument/2006/customXml" ds:itemID="{90C8C0E3-A032-4136-8167-849D5C27DA6F}">
+  <ds:schemaRefs>
+    <ds:schemaRef ds:uri="http://schemas.microsoft.com/sharepoint/v3/contenttype/forms"/>
+  </ds:schemaRefs>
+</ds:datastoreItem>
 </file>
 
-<file path=customXml/itemProps1.xml><?xml version="1.0" encoding="utf-8"?>
+<file path=customXml/itemProps3.xml><?xml version="1.0" encoding="utf-8"?>
 <ds:datastoreItem xmlns:ds="http://schemas.openxmlformats.org/officeDocument/2006/customXml" ds:itemID="{88418238-E9B0-4BB3-B52E-7B79ABC2F2D5}">
   <ds:schemaRefs>
     <ds:schemaRef ds:uri="http://schemas.microsoft.com/office/2006/metadata/contentType"/>
@@ -2479,22 +3538,4 @@
     <ds:schemaRef ds:uri="http://schemas.microsoft.com/internal/obd"/>
   </ds:schemaRefs>
 </ds:datastoreItem>
-</file>
-
-<file path=customXml/itemProps2.xml><?xml version="1.0" encoding="utf-8"?>
-<ds:datastoreItem xmlns:ds="http://schemas.openxmlformats.org/officeDocument/2006/customXml" ds:itemID="{90C8C0E3-A032-4136-8167-849D5C27DA6F}">
-  <ds:schemaRefs>
-    <ds:schemaRef ds:uri="http://schemas.microsoft.com/sharepoint/v3/contenttype/forms"/>
-  </ds:schemaRefs>
-</ds:datastoreItem>
-</file>
-
-<file path=customXml/itemProps3.xml><?xml version="1.0" encoding="utf-8"?>
-<ds:datastoreItem xmlns:ds="http://schemas.openxmlformats.org/officeDocument/2006/customXml" ds:itemID="{B18D3F7C-8422-4219-8E98-089DF6646F90}">
-  <ds:schemaRefs>
-    <ds:schemaRef ds:uri="http://schemas.microsoft.com/office/2006/metadata/properties"/>
-    <ds:schemaRef ds:uri="http://schemas.microsoft.com/office/infopath/2007/PartnerControls"/>
-    <ds:schemaRef ds:uri="f4da40ec-ac76-4b34-8a57-65ef6a8b8db0"/>
-  </ds:schemaRefs>
-</ds:datastoreItem>
 </file>